--- a/public/materials/impactful-structure-explained-exercise.docx
+++ b/public/materials/impactful-structure-explained-exercise.docx
@@ -1,6 +1,6 @@
 
 <file path=word/document.xml><?xml version="1.0" encoding="utf-8"?>
-<w:document xmlns:wpc="http://schemas.microsoft.com/office/word/2010/wordprocessingCanvas" xmlns:cx="http://schemas.microsoft.com/office/drawing/2014/chartex" xmlns:cx1="http://schemas.microsoft.com/office/drawing/2015/9/8/chartex" xmlns:cx2="http://schemas.microsoft.com/office/drawing/2015/10/21/chartex" xmlns:cx3="http://schemas.microsoft.com/office/drawing/2016/5/9/chartex" xmlns:cx4="http://schemas.microsoft.com/office/drawing/2016/5/10/chartex" xmlns:cx5="http://schemas.microsoft.com/office/drawing/2016/5/11/chartex" xmlns:cx6="http://schemas.microsoft.com/office/drawing/2016/5/12/chartex" xmlns:cx7="http://schemas.microsoft.com/office/drawing/2016/5/13/chartex" xmlns:cx8="http://schemas.microsoft.com/office/drawing/2016/5/14/chartex" xmlns:mc="http://schemas.openxmlformats.org/markup-compatibility/2006" xmlns:aink="http://schemas.microsoft.com/office/drawing/2016/ink" xmlns:am3d="http://schemas.microsoft.com/office/drawing/2017/model3d" xmlns:o="urn:schemas-microsoft-com:office:office" xmlns:oel="http://schemas.microsoft.com/office/2019/extlst" xmlns:r="http://schemas.openxmlformats.org/officeDocument/2006/relationships" xmlns:m="http://schemas.openxmlformats.org/officeDocument/2006/math" xmlns:v="urn:schemas-microsoft-com:vml" xmlns:wp14="http://schemas.microsoft.com/office/word/2010/wordprocessingDrawing" xmlns:wp="http://schemas.openxmlformats.org/drawingml/2006/wordprocessingDrawing" xmlns:w10="urn:schemas-microsoft-com:office:word" xmlns:w="http://schemas.openxmlformats.org/wordprocessingml/2006/main" xmlns:w14="http://schemas.microsoft.com/office/word/2010/wordml" xmlns:w15="http://schemas.microsoft.com/office/word/2012/wordml" xmlns:w16cex="http://schemas.microsoft.com/office/word/2018/wordml/cex" xmlns:w16cid="http://schemas.microsoft.com/office/word/2016/wordml/cid" xmlns:w16="http://schemas.microsoft.com/office/word/2018/wordml" xmlns:w16du="http://schemas.microsoft.com/office/word/2023/wordml/word16du" xmlns:w16sdtdh="http://schemas.microsoft.com/office/word/2020/wordml/sdtdatahash" xmlns:w16sdtfl="http://schemas.microsoft.com/office/word/2024/wordml/sdtformatlock" xmlns:w16se="http://schemas.microsoft.com/office/word/2015/wordml/symex" xmlns:wpg="http://schemas.microsoft.com/office/word/2010/wordprocessingGroup" xmlns:wpi="http://schemas.microsoft.com/office/word/2010/wordprocessingInk" xmlns:wne="http://schemas.microsoft.com/office/word/2006/wordml" xmlns:wps="http://schemas.microsoft.com/office/word/2010/wordprocessingShape" mc:Ignorable="w14 w15 w16se w16cid w16 w16cex w16sdtdh w16sdtfl w16du wp14">
+<w:document xmlns:wpc="http://schemas.microsoft.com/office/word/2010/wordprocessingCanvas" xmlns:cx="http://schemas.microsoft.com/office/drawing/2014/chartex" xmlns:cx1="http://schemas.microsoft.com/office/drawing/2015/9/8/chartex" xmlns:cx2="http://schemas.microsoft.com/office/drawing/2015/10/21/chartex" xmlns:cx3="http://schemas.microsoft.com/office/drawing/2016/5/9/chartex" xmlns:cx4="http://schemas.microsoft.com/office/drawing/2016/5/10/chartex" xmlns:cx5="http://schemas.microsoft.com/office/drawing/2016/5/11/chartex" xmlns:cx6="http://schemas.microsoft.com/office/drawing/2016/5/12/chartex" xmlns:cx7="http://schemas.microsoft.com/office/drawing/2016/5/13/chartex" xmlns:cx8="http://schemas.microsoft.com/office/drawing/2016/5/14/chartex" xmlns:mc="http://schemas.openxmlformats.org/markup-compatibility/2006" xmlns:aink="http://schemas.microsoft.com/office/drawing/2016/ink" xmlns:am3d="http://schemas.microsoft.com/office/drawing/2017/model3d" xmlns:o="urn:schemas-microsoft-com:office:office" xmlns:oel="http://schemas.microsoft.com/office/2019/extlst" xmlns:r="http://schemas.openxmlformats.org/officeDocument/2006/relationships" xmlns:m="http://schemas.openxmlformats.org/officeDocument/2006/math" xmlns:v="urn:schemas-microsoft-com:vml" xmlns:wp14="http://schemas.microsoft.com/office/word/2010/wordprocessingDrawing" xmlns:wp="http://schemas.openxmlformats.org/drawingml/2006/wordprocessingDrawing" xmlns:w10="urn:schemas-microsoft-com:office:word" xmlns:w="http://schemas.openxmlformats.org/wordprocessingml/2006/main" xmlns:w14="http://schemas.microsoft.com/office/word/2010/wordml" xmlns:w15="http://schemas.microsoft.com/office/word/2012/wordml" xmlns:w16cei="http://schemas.microsoft.com/office/word/2026/wordml/cei" xmlns:w16cex="http://schemas.microsoft.com/office/word/2018/wordml/cex" xmlns:w16cid="http://schemas.microsoft.com/office/word/2016/wordml/cid" xmlns:w16="http://schemas.microsoft.com/office/word/2018/wordml" xmlns:w16du="http://schemas.microsoft.com/office/word/2023/wordml/word16du" xmlns:w16sdtdh="http://schemas.microsoft.com/office/word/2020/wordml/sdtdatahash" xmlns:w16sdtfl="http://schemas.microsoft.com/office/word/2024/wordml/sdtformatlock" xmlns:w16se="http://schemas.microsoft.com/office/word/2015/wordml/symex" xmlns:wpg="http://schemas.microsoft.com/office/word/2010/wordprocessingGroup" xmlns:wpi="http://schemas.microsoft.com/office/word/2010/wordprocessingInk" xmlns:wne="http://schemas.microsoft.com/office/word/2006/wordml" xmlns:wps="http://schemas.microsoft.com/office/word/2010/wordprocessingShape" mc:Ignorable="w14 w15 w16se w16cid w16 w16cex w16sdtdh w16sdtfl w16du wp14">
   <w:body>
     <w:p>
       <w:pPr>
@@ -14,36 +14,39 @@
           <w:sz w:val="36"/>
           <w:szCs w:val="36"/>
         </w:rPr>
-        <w:t xml:space="preserve">Lesson </w:t>
+        <w:t>Lesson 3</w:t>
       </w:r>
       <w:r>
         <w:rPr>
           <w:sz w:val="36"/>
           <w:szCs w:val="36"/>
         </w:rPr>
-        <w:t>3</w:t>
+        <w:t xml:space="preserve"> Exercises</w:t>
       </w:r>
       <w:r>
         <w:rPr>
           <w:sz w:val="36"/>
           <w:szCs w:val="36"/>
         </w:rPr>
-        <w:t>: Impact</w:t>
+        <w:t>: Impactful Structur</w:t>
       </w:r>
       <w:r>
         <w:rPr>
           <w:sz w:val="36"/>
           <w:szCs w:val="36"/>
         </w:rPr>
-        <w:t>ful Structur</w:t>
-      </w:r>
-      <w:r>
-        <w:rPr>
-          <w:sz w:val="36"/>
-          <w:szCs w:val="36"/>
-        </w:rPr>
         <w:t xml:space="preserve">e </w:t>
       </w:r>
+    </w:p>
+    <w:p>
+      <w:pPr>
+        <w:rPr>
+          <w:b/>
+          <w:bCs/>
+          <w:sz w:val="4"/>
+          <w:szCs w:val="4"/>
+        </w:rPr>
+      </w:pPr>
     </w:p>
     <w:p>
       <w:pPr>
@@ -61,24 +64,97 @@
           <w:sz w:val="28"/>
           <w:szCs w:val="28"/>
         </w:rPr>
-        <w:t xml:space="preserve">Exercise 1: </w:t>
-      </w:r>
-      <w:r>
+        <w:t>Why Start with Your Self-Introduction?</w:t>
+      </w:r>
+    </w:p>
+    <w:p>
+      <w:r>
+        <w:t>We introduce ourselves all the time, yet surprisingly few of us do it particularly well. We can sound awkward, overly formal or unsure of what to say</w:t>
+      </w:r>
+      <w:r>
+        <w:t xml:space="preserve">. </w:t>
+      </w:r>
+      <w:r>
+        <w:t>when what we really want is to appear open, confident, friendly and approachable.</w:t>
+      </w:r>
+    </w:p>
+    <w:p>
+      <w:r>
+        <w:t>Your self-introduction shapes an important first impression. It tells people who you are, what you do and, just as importantly, whether they want to know more.</w:t>
+      </w:r>
+    </w:p>
+    <w:p>
+      <w:r>
+        <w:t>That’s why we’re going to use your 60-second self-introduction throughout the exercises that follow. It’s a practical way to learn the skills</w:t>
+      </w:r>
+      <w:r>
+        <w:t xml:space="preserve">, </w:t>
+      </w:r>
+      <w:r>
+        <w:t xml:space="preserve">and something you’ll be able to use </w:t>
+      </w:r>
+      <w:proofErr w:type="gramStart"/>
+      <w:r>
+        <w:t>again and again</w:t>
+      </w:r>
+      <w:proofErr w:type="gramEnd"/>
+      <w:r>
+        <w:t>.</w:t>
+      </w:r>
+    </w:p>
+    <w:p>
+      <w:pPr>
         <w:rPr>
           <w:b/>
           <w:bCs/>
           <w:sz w:val="28"/>
           <w:szCs w:val="28"/>
         </w:rPr>
-        <w:t xml:space="preserve">Frame Your </w:t>
-      </w:r>
-      <w:r>
+      </w:pPr>
+    </w:p>
+    <w:p>
+      <w:pPr>
         <w:rPr>
           <w:b/>
           <w:bCs/>
           <w:sz w:val="28"/>
           <w:szCs w:val="28"/>
         </w:rPr>
+      </w:pPr>
+      <w:r>
+        <w:rPr>
+          <w:b/>
+          <w:bCs/>
+          <w:sz w:val="28"/>
+          <w:szCs w:val="28"/>
+        </w:rPr>
+        <w:t xml:space="preserve">Exercise 1: </w:t>
+      </w:r>
+      <w:r>
+        <w:rPr>
+          <w:b/>
+          <w:bCs/>
+          <w:sz w:val="28"/>
+          <w:szCs w:val="28"/>
+        </w:rPr>
+        <w:t xml:space="preserve">Frame Your </w:t>
+      </w:r>
+      <w:r>
+        <w:rPr>
+          <w:b/>
+          <w:bCs/>
+          <w:sz w:val="28"/>
+          <w:szCs w:val="28"/>
+        </w:rPr>
+        <w:t xml:space="preserve">60 second </w:t>
+      </w:r>
+      <w:r>
+        <w:rPr>
+          <w:b/>
+          <w:bCs/>
+          <w:sz w:val="28"/>
+          <w:szCs w:val="28"/>
+        </w:rPr>
         <w:t>Self-Introduction</w:t>
       </w:r>
     </w:p>
@@ -302,6 +378,8 @@
     </w:p>
     <w:p>
       <w:pPr>
+        <w:pStyle w:val="ListParagraph"/>
+        <w:ind w:left="0"/>
         <w:rPr>
           <w:b/>
           <w:bCs/>
@@ -316,7 +394,22 @@
           <w:sz w:val="28"/>
           <w:szCs w:val="28"/>
         </w:rPr>
-        <w:t xml:space="preserve">Exercise 2: </w:t>
+        <w:t>Exercise 2: Make Your Self-Introduction Relevant</w:t>
+      </w:r>
+    </w:p>
+    <w:p>
+      <w:pPr>
+        <w:pStyle w:val="ListParagraph"/>
+        <w:ind w:left="0"/>
+      </w:pPr>
+      <w:r>
+        <w:rPr>
+          <w:b/>
+          <w:bCs/>
+          <w:sz w:val="24"/>
+          <w:szCs w:val="24"/>
+        </w:rPr>
+        <w:t>Objective:</w:t>
       </w:r>
       <w:r>
         <w:rPr>
@@ -325,8 +418,52 @@
           <w:sz w:val="28"/>
           <w:szCs w:val="28"/>
         </w:rPr>
-        <w:t>Frame Your Presentation</w:t>
-      </w:r>
+        <w:br/>
+      </w:r>
+      <w:r>
+        <w:t>Learn how to adapt your self-introduction so it is relevant, engaging and memorable for the people you are speaking to.</w:t>
+      </w:r>
+    </w:p>
+    <w:p>
+      <w:pPr>
+        <w:pStyle w:val="ListParagraph"/>
+        <w:ind w:left="0"/>
+      </w:pPr>
+    </w:p>
+    <w:p>
+      <w:pPr>
+        <w:pStyle w:val="ListParagraph"/>
+        <w:ind w:left="0"/>
+      </w:pPr>
+      <w:r>
+        <w:t>Instructions:</w:t>
+      </w:r>
+    </w:p>
+    <w:p>
+      <w:pPr>
+        <w:pStyle w:val="ListParagraph"/>
+        <w:ind w:left="0"/>
+      </w:pPr>
+      <w:r>
+        <w:t xml:space="preserve">Your self-introduction should not sound </w:t>
+      </w:r>
+      <w:proofErr w:type="gramStart"/>
+      <w:r>
+        <w:t>exactly the same</w:t>
+      </w:r>
+      <w:proofErr w:type="gramEnd"/>
+      <w:r>
+        <w:t xml:space="preserve"> every time you give it. What you emphasize should depend on who is listening and what matters to them</w:t>
+      </w:r>
+      <w:r>
+        <w:t>.</w:t>
+      </w:r>
+    </w:p>
+    <w:p>
+      <w:pPr>
+        <w:pStyle w:val="ListParagraph"/>
+        <w:ind w:left="0"/>
+      </w:pPr>
     </w:p>
     <w:p>
       <w:pPr>
@@ -346,124 +483,199 @@
           <w:sz w:val="24"/>
           <w:szCs w:val="24"/>
         </w:rPr>
-        <w:t>Step</w:t>
-      </w:r>
-      <w:r>
+        <w:t>Step 1: Choose Your Audience</w:t>
+      </w:r>
+    </w:p>
+    <w:p>
+      <w:pPr>
+        <w:pStyle w:val="ListParagraph"/>
+        <w:ind w:left="0"/>
+      </w:pPr>
+      <w:r>
+        <w:t>Imagine you are introducing yourself to one of the following:</w:t>
+      </w:r>
+    </w:p>
+    <w:p>
+      <w:pPr>
+        <w:pStyle w:val="ListParagraph"/>
+        <w:numPr>
+          <w:ilvl w:val="0"/>
+          <w:numId w:val="8"/>
+        </w:numPr>
+      </w:pPr>
+      <w:r>
+        <w:t>A senior leader in your organization</w:t>
+      </w:r>
+    </w:p>
+    <w:p>
+      <w:pPr>
+        <w:pStyle w:val="ListParagraph"/>
+        <w:numPr>
+          <w:ilvl w:val="0"/>
+          <w:numId w:val="8"/>
+        </w:numPr>
+      </w:pPr>
+      <w:r>
+        <w:t>A new colleague</w:t>
+      </w:r>
+    </w:p>
+    <w:p>
+      <w:pPr>
+        <w:pStyle w:val="ListParagraph"/>
+        <w:numPr>
+          <w:ilvl w:val="0"/>
+          <w:numId w:val="8"/>
+        </w:numPr>
+      </w:pPr>
+      <w:r>
+        <w:t>A prospective client or customer</w:t>
+      </w:r>
+    </w:p>
+    <w:p>
+      <w:pPr>
+        <w:pStyle w:val="ListParagraph"/>
+        <w:numPr>
+          <w:ilvl w:val="0"/>
+          <w:numId w:val="8"/>
+        </w:numPr>
+      </w:pPr>
+      <w:r>
+        <w:t>Someone at a networking event</w:t>
+      </w:r>
+    </w:p>
+    <w:p>
+      <w:pPr>
+        <w:pStyle w:val="ListParagraph"/>
+      </w:pPr>
+    </w:p>
+    <w:p>
+      <w:pPr>
+        <w:pStyle w:val="ListParagraph"/>
+        <w:spacing w:before="240"/>
+        <w:ind w:left="0"/>
         <w:rPr>
           <w:b/>
           <w:bCs/>
           <w:sz w:val="24"/>
           <w:szCs w:val="24"/>
         </w:rPr>
-        <w:t xml:space="preserve"> 1: Identify Your Conclusion</w:t>
-      </w:r>
-    </w:p>
-    <w:p>
-      <w:r>
-        <w:rPr>
-          <w:b/>
-          <w:bCs/>
-        </w:rPr>
-        <w:t>Objective:</w:t>
-      </w:r>
-      <w:r>
-        <w:t xml:space="preserve"> Define a clear conclusion</w:t>
-      </w:r>
-      <w:r>
-        <w:t>, expressed as a Headline,</w:t>
-      </w:r>
-      <w:r>
-        <w:t xml:space="preserve"> for your presentation.</w:t>
-      </w:r>
-    </w:p>
-    <w:p>
-      <w:r>
-        <w:rPr>
-          <w:b/>
-          <w:bCs/>
-        </w:rPr>
-        <w:t>Instructions:</w:t>
-      </w:r>
-    </w:p>
-    <w:p>
-      <w:pPr>
+      </w:pPr>
+    </w:p>
+    <w:p>
+      <w:pPr>
+        <w:pStyle w:val="ListParagraph"/>
+        <w:spacing w:before="240"/>
+        <w:ind w:left="0"/>
+        <w:rPr>
+          <w:b/>
+          <w:bCs/>
+          <w:sz w:val="24"/>
+          <w:szCs w:val="24"/>
+        </w:rPr>
+      </w:pPr>
+    </w:p>
+    <w:p>
+      <w:pPr>
+        <w:pStyle w:val="ListParagraph"/>
+        <w:spacing w:before="240"/>
+        <w:ind w:left="0"/>
+        <w:rPr>
+          <w:b/>
+          <w:bCs/>
+          <w:sz w:val="24"/>
+          <w:szCs w:val="24"/>
+        </w:rPr>
+      </w:pPr>
+    </w:p>
+    <w:p>
+      <w:pPr>
+        <w:pStyle w:val="ListParagraph"/>
+        <w:spacing w:before="240"/>
+        <w:ind w:left="0"/>
+        <w:rPr>
+          <w:b/>
+          <w:bCs/>
+          <w:sz w:val="24"/>
+          <w:szCs w:val="24"/>
+        </w:rPr>
+      </w:pPr>
+    </w:p>
+    <w:p>
+      <w:pPr>
+        <w:pStyle w:val="ListParagraph"/>
+        <w:spacing w:before="240"/>
+        <w:ind w:left="0"/>
+        <w:rPr>
+          <w:b/>
+          <w:bCs/>
+          <w:sz w:val="24"/>
+          <w:szCs w:val="24"/>
+        </w:rPr>
+      </w:pPr>
+      <w:r>
+        <w:rPr>
+          <w:b/>
+          <w:bCs/>
+          <w:sz w:val="24"/>
+          <w:szCs w:val="24"/>
+        </w:rPr>
+        <w:t>Step 2: Look Through Their Eyes</w:t>
+      </w:r>
+    </w:p>
+    <w:p>
+      <w:pPr>
+        <w:pStyle w:val="ListParagraph"/>
+        <w:ind w:left="0"/>
+      </w:pPr>
+      <w:r>
+        <w:t>Ask yourself:</w:t>
+      </w:r>
+    </w:p>
+    <w:p>
+      <w:pPr>
+        <w:pStyle w:val="ListParagraph"/>
         <w:numPr>
           <w:ilvl w:val="0"/>
-          <w:numId w:val="1"/>
+          <w:numId w:val="9"/>
         </w:numPr>
       </w:pPr>
       <w:r>
-        <w:rPr>
-          <w:b/>
-          <w:bCs/>
-        </w:rPr>
-        <w:t>Choose a Topic:</w:t>
-      </w:r>
-      <w:r>
-        <w:t xml:space="preserve"> Select a topic for your upcoming presentation (e.g., a project update, a sales pitch, etc.).</w:t>
-      </w:r>
-    </w:p>
-    <w:p>
-      <w:pPr>
+        <w:t>What would this person most want to know about me?</w:t>
+      </w:r>
+    </w:p>
+    <w:p>
+      <w:pPr>
+        <w:pStyle w:val="ListParagraph"/>
         <w:numPr>
           <w:ilvl w:val="0"/>
-          <w:numId w:val="1"/>
+          <w:numId w:val="9"/>
         </w:numPr>
       </w:pPr>
       <w:r>
-        <w:rPr>
-          <w:b/>
-          <w:bCs/>
-        </w:rPr>
-        <w:t>Craft Your Conclusion</w:t>
-      </w:r>
-      <w:r>
-        <w:rPr>
-          <w:b/>
-          <w:bCs/>
-        </w:rPr>
-        <w:t xml:space="preserve"> (u</w:t>
-      </w:r>
-      <w:r>
-        <w:rPr>
-          <w:b/>
-          <w:bCs/>
-        </w:rPr>
-        <w:t>sing the worksheet provided</w:t>
-      </w:r>
-      <w:r>
-        <w:rPr>
-          <w:b/>
-          <w:bCs/>
-        </w:rPr>
-        <w:t>):</w:t>
-      </w:r>
-    </w:p>
-    <w:p>
-      <w:pPr>
+        <w:t>Which part of what I do would be most relevant to them?</w:t>
+      </w:r>
+    </w:p>
+    <w:p>
+      <w:pPr>
+        <w:pStyle w:val="ListParagraph"/>
         <w:numPr>
-          <w:ilvl w:val="1"/>
-          <w:numId w:val="1"/>
+          <w:ilvl w:val="0"/>
+          <w:numId w:val="9"/>
         </w:numPr>
       </w:pPr>
       <w:r>
-        <w:t>Write a concise statement that summarizes the key takeaway you want your audience to remember.</w:t>
-      </w:r>
-    </w:p>
-    <w:p>
-      <w:pPr>
-        <w:numPr>
-          <w:ilvl w:val="1"/>
-          <w:numId w:val="1"/>
-        </w:numPr>
-      </w:pPr>
-      <w:r>
-        <w:t>Make it compelling and thought-provoking. For example, “Our new marketing strategy will increase sales by 20% next quarter.”</w:t>
-      </w:r>
-    </w:p>
-    <w:p>
-      <w:pPr>
-        <w:spacing w:before="240"/>
+        <w:t>What would make them interested in continuing the conversation?</w:t>
+      </w:r>
+    </w:p>
+    <w:p>
+      <w:pPr>
+        <w:pStyle w:val="ListParagraph"/>
+      </w:pPr>
+    </w:p>
+    <w:p>
+      <w:pPr>
+        <w:pStyle w:val="ListParagraph"/>
+        <w:ind w:left="0"/>
         <w:rPr>
           <w:b/>
           <w:bCs/>
@@ -478,17 +690,58 @@
           <w:sz w:val="24"/>
           <w:szCs w:val="24"/>
         </w:rPr>
-        <w:t>Step</w:t>
-      </w:r>
-      <w:r>
+        <w:t>Step 3: Adapt Your Introduction</w:t>
+      </w:r>
+    </w:p>
+    <w:p>
+      <w:pPr>
+        <w:pStyle w:val="ListParagraph"/>
+        <w:ind w:left="0"/>
+      </w:pPr>
+      <w:r>
+        <w:t>Review the self-introduction you created in Exercise 1.</w:t>
+      </w:r>
+    </w:p>
+    <w:p>
+      <w:pPr>
+        <w:pStyle w:val="ListParagraph"/>
+        <w:ind w:left="0"/>
+      </w:pPr>
+      <w:r>
+        <w:t xml:space="preserve">Without changing who you are, adjust your Headline, </w:t>
+      </w:r>
+      <w:proofErr w:type="gramStart"/>
+      <w:r>
+        <w:t>What</w:t>
+      </w:r>
+      <w:proofErr w:type="gramEnd"/>
+      <w:r>
+        <w:t>, Why or How so your introduction</w:t>
+      </w:r>
+      <w:r>
+        <w:t xml:space="preserve"> </w:t>
+      </w:r>
+      <w:r>
+        <w:t>speaks more directly to this audience.</w:t>
+      </w:r>
+    </w:p>
+    <w:p>
+      <w:pPr>
+        <w:pStyle w:val="ListParagraph"/>
+        <w:ind w:left="0"/>
+      </w:pPr>
+    </w:p>
+    <w:p>
+      <w:pPr>
+        <w:pStyle w:val="ListParagraph"/>
+        <w:ind w:left="0"/>
         <w:rPr>
           <w:b/>
           <w:bCs/>
           <w:sz w:val="24"/>
           <w:szCs w:val="24"/>
         </w:rPr>
-        <w:t xml:space="preserve"> 2: </w:t>
-      </w:r>
+      </w:pPr>
       <w:r>
         <w:rPr>
           <w:b/>
@@ -496,182 +749,46 @@
           <w:sz w:val="24"/>
           <w:szCs w:val="24"/>
         </w:rPr>
-        <w:t>Identify the Main Points</w:t>
-      </w:r>
-    </w:p>
-    <w:p>
-      <w:r>
-        <w:rPr>
-          <w:b/>
-          <w:bCs/>
-        </w:rPr>
-        <w:t>Objective:</w:t>
-      </w:r>
-      <w:r>
-        <w:t xml:space="preserve"> Identify the key points your audience needs to know.</w:t>
-      </w:r>
-    </w:p>
-    <w:p>
-      <w:r>
-        <w:rPr>
-          <w:b/>
-          <w:bCs/>
-        </w:rPr>
-        <w:t>Instructions:</w:t>
-      </w:r>
-    </w:p>
-    <w:p>
-      <w:pPr>
-        <w:numPr>
-          <w:ilvl w:val="0"/>
-          <w:numId w:val="2"/>
-        </w:numPr>
-      </w:pPr>
-      <w:r>
-        <w:rPr>
-          <w:b/>
-          <w:bCs/>
-        </w:rPr>
-        <w:t>Address the W5H Questions:</w:t>
-      </w:r>
-      <w:r>
-        <w:t xml:space="preserve"> For each main point, answer the following:</w:t>
-      </w:r>
-    </w:p>
-    <w:p>
-      <w:pPr>
-        <w:numPr>
-          <w:ilvl w:val="1"/>
-          <w:numId w:val="2"/>
-        </w:numPr>
-        <w:spacing w:after="0"/>
-      </w:pPr>
-      <w:r>
-        <w:rPr>
-          <w:b/>
-          <w:bCs/>
-        </w:rPr>
-        <w:t>Why:</w:t>
-      </w:r>
-      <w:r>
-        <w:t xml:space="preserve"> Why is this important?</w:t>
-      </w:r>
-    </w:p>
-    <w:p>
-      <w:pPr>
-        <w:numPr>
-          <w:ilvl w:val="1"/>
-          <w:numId w:val="2"/>
-        </w:numPr>
-        <w:spacing w:after="0"/>
-      </w:pPr>
-      <w:r>
-        <w:rPr>
-          <w:b/>
-          <w:bCs/>
-        </w:rPr>
-        <w:t>What:</w:t>
-      </w:r>
-      <w:r>
-        <w:t xml:space="preserve"> What is the main idea or finding?</w:t>
-      </w:r>
-    </w:p>
-    <w:p>
-      <w:pPr>
-        <w:numPr>
-          <w:ilvl w:val="1"/>
-          <w:numId w:val="2"/>
-        </w:numPr>
-        <w:spacing w:after="0"/>
-      </w:pPr>
-      <w:r>
-        <w:rPr>
-          <w:b/>
-          <w:bCs/>
-        </w:rPr>
-        <w:t>When:</w:t>
-      </w:r>
-      <w:r>
-        <w:t xml:space="preserve"> When did this happen or when will it take place?</w:t>
-      </w:r>
-    </w:p>
-    <w:p>
-      <w:pPr>
-        <w:numPr>
-          <w:ilvl w:val="1"/>
-          <w:numId w:val="2"/>
-        </w:numPr>
-        <w:spacing w:after="0"/>
-      </w:pPr>
-      <w:r>
-        <w:rPr>
-          <w:b/>
-          <w:bCs/>
-        </w:rPr>
-        <w:t>Where:</w:t>
-      </w:r>
-      <w:r>
-        <w:t xml:space="preserve"> Where is this relevant?</w:t>
-      </w:r>
-    </w:p>
-    <w:p>
-      <w:pPr>
-        <w:numPr>
-          <w:ilvl w:val="1"/>
-          <w:numId w:val="2"/>
-        </w:numPr>
-        <w:spacing w:after="0"/>
-      </w:pPr>
-      <w:r>
-        <w:rPr>
-          <w:b/>
-          <w:bCs/>
-        </w:rPr>
-        <w:t>Who:</w:t>
-      </w:r>
-      <w:r>
-        <w:t xml:space="preserve"> Who is affected or involved?</w:t>
-      </w:r>
-    </w:p>
-    <w:p>
-      <w:pPr>
-        <w:numPr>
-          <w:ilvl w:val="1"/>
-          <w:numId w:val="2"/>
-        </w:numPr>
-      </w:pPr>
-      <w:r>
-        <w:rPr>
-          <w:b/>
-          <w:bCs/>
-        </w:rPr>
-        <w:t>How:</w:t>
-      </w:r>
-      <w:r>
-        <w:t xml:space="preserve"> How will this be implemented or achieved?</w:t>
-      </w:r>
-    </w:p>
-    <w:p>
-      <w:pPr>
-        <w:numPr>
-          <w:ilvl w:val="0"/>
-          <w:numId w:val="2"/>
-        </w:numPr>
-      </w:pPr>
-      <w:r>
-        <w:rPr>
-          <w:b/>
-          <w:bCs/>
-        </w:rPr>
-        <w:t>Prioritize Your Responses:</w:t>
-      </w:r>
-      <w:r>
-        <w:t xml:space="preserve"> Choose the most relevant answers that support your conclusion and will resonate with your audience.</w:t>
-      </w:r>
-    </w:p>
-    <w:p>
-      <w:pPr>
-        <w:spacing w:before="240"/>
+        <w:t>Step 4: Compare</w:t>
+      </w:r>
+    </w:p>
+    <w:p>
+      <w:pPr>
+        <w:pStyle w:val="ListParagraph"/>
+        <w:ind w:left="0"/>
+      </w:pPr>
+      <w:r>
+        <w:t>Now imagine a different audience.</w:t>
+      </w:r>
+    </w:p>
+    <w:p>
+      <w:pPr>
+        <w:pStyle w:val="ListParagraph"/>
+        <w:ind w:left="0"/>
+      </w:pPr>
+      <w:r>
+        <w:t>What would you change?</w:t>
+      </w:r>
+    </w:p>
+    <w:p>
+      <w:pPr>
+        <w:pStyle w:val="ListParagraph"/>
+        <w:ind w:left="0"/>
+      </w:pPr>
+      <w:r>
+        <w:t>What would you keep?</w:t>
+      </w:r>
+    </w:p>
+    <w:p>
+      <w:pPr>
+        <w:pStyle w:val="ListParagraph"/>
+        <w:ind w:left="0"/>
+      </w:pPr>
+    </w:p>
+    <w:p>
+      <w:pPr>
+        <w:pStyle w:val="ListParagraph"/>
+        <w:ind w:left="0"/>
         <w:rPr>
           <w:b/>
           <w:bCs/>
@@ -679,231 +796,55 @@
           <w:szCs w:val="24"/>
         </w:rPr>
       </w:pPr>
-    </w:p>
-    <w:p>
-      <w:pPr>
-        <w:spacing w:before="240"/>
+      <w:r>
         <w:rPr>
           <w:b/>
           <w:bCs/>
           <w:sz w:val="24"/>
           <w:szCs w:val="24"/>
         </w:rPr>
-      </w:pPr>
-    </w:p>
-    <w:p>
-      <w:pPr>
-        <w:spacing w:before="240"/>
-        <w:rPr>
-          <w:b/>
-          <w:bCs/>
-          <w:sz w:val="24"/>
-          <w:szCs w:val="24"/>
-        </w:rPr>
-      </w:pPr>
-      <w:r>
-        <w:rPr>
-          <w:b/>
-          <w:bCs/>
-          <w:sz w:val="24"/>
-          <w:szCs w:val="24"/>
-        </w:rPr>
-        <w:t>Step</w:t>
-      </w:r>
-      <w:r>
-        <w:rPr>
-          <w:b/>
-          <w:bCs/>
-          <w:sz w:val="24"/>
-          <w:szCs w:val="24"/>
-        </w:rPr>
-        <w:t xml:space="preserve"> 3: </w:t>
-      </w:r>
-      <w:r>
-        <w:rPr>
-          <w:b/>
-          <w:bCs/>
-          <w:sz w:val="24"/>
-          <w:szCs w:val="24"/>
-        </w:rPr>
-        <w:t xml:space="preserve">Add Evidence </w:t>
-      </w:r>
-    </w:p>
-    <w:p>
-      <w:r>
-        <w:rPr>
-          <w:b/>
-          <w:bCs/>
-        </w:rPr>
-        <w:t>Objective:</w:t>
-      </w:r>
-      <w:r>
-        <w:t xml:space="preserve"> Structure your presentation for clarity and impact.</w:t>
-      </w:r>
-    </w:p>
-    <w:p>
-      <w:r>
-        <w:rPr>
-          <w:b/>
-          <w:bCs/>
-        </w:rPr>
-        <w:t>Instructions:</w:t>
-      </w:r>
-    </w:p>
-    <w:p>
-      <w:pPr>
-        <w:numPr>
-          <w:ilvl w:val="0"/>
-          <w:numId w:val="3"/>
-        </w:numPr>
-      </w:pPr>
-      <w:r>
-        <w:rPr>
-          <w:b/>
-          <w:bCs/>
-        </w:rPr>
-        <w:t>Add your Evidence</w:t>
-      </w:r>
-      <w:r>
-        <w:rPr>
-          <w:b/>
-          <w:bCs/>
-        </w:rPr>
-        <w:t>:</w:t>
-      </w:r>
-      <w:r>
-        <w:t xml:space="preserve"> </w:t>
-      </w:r>
-      <w:r>
-        <w:rPr>
-          <w:b/>
-          <w:bCs/>
-        </w:rPr>
-        <w:t>(using the worksheet provided):</w:t>
-      </w:r>
-      <w:r>
-        <w:t xml:space="preserve"> Add supporting evidence for each main point. Keep this concise</w:t>
-      </w:r>
-      <w:r>
-        <w:t xml:space="preserve">, </w:t>
-      </w:r>
-      <w:r>
-        <w:t xml:space="preserve">only include what directly supports your </w:t>
-      </w:r>
-      <w:r>
-        <w:t>Main Points</w:t>
-      </w:r>
-      <w:r>
+        <w:t>Key Takeaway</w:t>
+      </w:r>
+    </w:p>
+    <w:p>
+      <w:pPr>
+        <w:pStyle w:val="ListParagraph"/>
+        <w:ind w:left="0"/>
+      </w:pPr>
+      <w:r>
+        <w:t>A strong self-introduction isn't simply about telling people who you are.</w:t>
+      </w:r>
+    </w:p>
+    <w:p>
+      <w:pPr>
+        <w:pStyle w:val="ListParagraph"/>
+        <w:ind w:left="0"/>
+        <w:rPr>
+          <w:b/>
+          <w:bCs/>
+          <w:sz w:val="28"/>
+          <w:szCs w:val="28"/>
+        </w:rPr>
+      </w:pPr>
+      <w:r>
+        <w:t>It's about helping them quickly understand who you are in a way that matters to them</w:t>
+      </w:r>
+      <w:r>
+        <w:rPr>
+          <w:b/>
+          <w:bCs/>
+          <w:sz w:val="28"/>
+          <w:szCs w:val="28"/>
+        </w:rPr>
         <w:t>.</w:t>
       </w:r>
-    </w:p>
-    <w:p>
-      <w:pPr>
-        <w:spacing w:before="240"/>
-        <w:rPr>
-          <w:b/>
-          <w:bCs/>
-          <w:sz w:val="24"/>
-          <w:szCs w:val="24"/>
-        </w:rPr>
-      </w:pPr>
-      <w:r>
-        <w:rPr>
-          <w:b/>
-          <w:bCs/>
-          <w:sz w:val="24"/>
-          <w:szCs w:val="24"/>
-        </w:rPr>
-        <w:t>Step</w:t>
-      </w:r>
-      <w:r>
-        <w:rPr>
-          <w:b/>
-          <w:bCs/>
-          <w:sz w:val="24"/>
-          <w:szCs w:val="24"/>
-        </w:rPr>
-        <w:t xml:space="preserve"> </w:t>
-      </w:r>
-      <w:r>
-        <w:rPr>
-          <w:b/>
-          <w:bCs/>
-          <w:sz w:val="24"/>
-          <w:szCs w:val="24"/>
-        </w:rPr>
-        <w:t>4</w:t>
-      </w:r>
-      <w:r>
-        <w:rPr>
-          <w:b/>
-          <w:bCs/>
-          <w:sz w:val="24"/>
-          <w:szCs w:val="24"/>
-        </w:rPr>
-        <w:t xml:space="preserve">: Add </w:t>
-      </w:r>
-      <w:r>
-        <w:rPr>
-          <w:b/>
-          <w:bCs/>
-          <w:sz w:val="24"/>
-          <w:szCs w:val="24"/>
-        </w:rPr>
-        <w:t>an appropriate Close:</w:t>
-      </w:r>
-    </w:p>
-    <w:p>
-      <w:r>
-        <w:rPr>
-          <w:b/>
-          <w:bCs/>
-        </w:rPr>
-        <w:t>Objective:</w:t>
-      </w:r>
-      <w:r>
-        <w:t xml:space="preserve"> Structure your presentation for clarity and impact.</w:t>
-      </w:r>
-    </w:p>
-    <w:p>
-      <w:r>
-        <w:rPr>
-          <w:b/>
-          <w:bCs/>
-        </w:rPr>
-        <w:t>Instructions:</w:t>
-      </w:r>
-      <w:r>
-        <w:rPr>
-          <w:b/>
-          <w:bCs/>
-        </w:rPr>
-        <w:t xml:space="preserve"> </w:t>
-      </w:r>
-      <w:r>
-        <w:t>Finish with a</w:t>
-      </w:r>
-      <w:r>
-        <w:t>n evocative statement / question or a call to action</w:t>
-      </w:r>
-      <w:r>
-        <w:t>. One that ties to your Conclusion.</w:t>
-      </w:r>
-    </w:p>
-    <w:p>
-      <w:pPr>
+      <w:r>
         <w:rPr>
           <w:vanish/>
         </w:rPr>
-      </w:pPr>
-      <w:r>
-        <w:rPr>
-          <w:vanish/>
-        </w:rPr>
         <w:t>Top of Form</w:t>
       </w:r>
     </w:p>
-    <w:p/>
     <w:p>
       <w:r>
         <w:t>By completing the</w:t>
@@ -946,7 +887,7 @@
 </file>
 
 <file path=word/endnotes.xml><?xml version="1.0" encoding="utf-8"?>
-<w:endnotes xmlns:wpc="http://schemas.microsoft.com/office/word/2010/wordprocessingCanvas" xmlns:cx="http://schemas.microsoft.com/office/drawing/2014/chartex" xmlns:cx1="http://schemas.microsoft.com/office/drawing/2015/9/8/chartex" xmlns:cx2="http://schemas.microsoft.com/office/drawing/2015/10/21/chartex" xmlns:cx3="http://schemas.microsoft.com/office/drawing/2016/5/9/chartex" xmlns:cx4="http://schemas.microsoft.com/office/drawing/2016/5/10/chartex" xmlns:cx5="http://schemas.microsoft.com/office/drawing/2016/5/11/chartex" xmlns:cx6="http://schemas.microsoft.com/office/drawing/2016/5/12/chartex" xmlns:cx7="http://schemas.microsoft.com/office/drawing/2016/5/13/chartex" xmlns:cx8="http://schemas.microsoft.com/office/drawing/2016/5/14/chartex" xmlns:mc="http://schemas.openxmlformats.org/markup-compatibility/2006" xmlns:aink="http://schemas.microsoft.com/office/drawing/2016/ink" xmlns:am3d="http://schemas.microsoft.com/office/drawing/2017/model3d" xmlns:o="urn:schemas-microsoft-com:office:office" xmlns:oel="http://schemas.microsoft.com/office/2019/extlst" xmlns:r="http://schemas.openxmlformats.org/officeDocument/2006/relationships" xmlns:m="http://schemas.openxmlformats.org/officeDocument/2006/math" xmlns:v="urn:schemas-microsoft-com:vml" xmlns:wp14="http://schemas.microsoft.com/office/word/2010/wordprocessingDrawing" xmlns:wp="http://schemas.openxmlformats.org/drawingml/2006/wordprocessingDrawing" xmlns:w10="urn:schemas-microsoft-com:office:word" xmlns:w="http://schemas.openxmlformats.org/wordprocessingml/2006/main" xmlns:w14="http://schemas.microsoft.com/office/word/2010/wordml" xmlns:w15="http://schemas.microsoft.com/office/word/2012/wordml" xmlns:w16cex="http://schemas.microsoft.com/office/word/2018/wordml/cex" xmlns:w16cid="http://schemas.microsoft.com/office/word/2016/wordml/cid" xmlns:w16="http://schemas.microsoft.com/office/word/2018/wordml" xmlns:w16du="http://schemas.microsoft.com/office/word/2023/wordml/word16du" xmlns:w16sdtdh="http://schemas.microsoft.com/office/word/2020/wordml/sdtdatahash" xmlns:w16sdtfl="http://schemas.microsoft.com/office/word/2024/wordml/sdtformatlock" xmlns:w16se="http://schemas.microsoft.com/office/word/2015/wordml/symex" xmlns:wpg="http://schemas.microsoft.com/office/word/2010/wordprocessingGroup" xmlns:wpi="http://schemas.microsoft.com/office/word/2010/wordprocessingInk" xmlns:wne="http://schemas.microsoft.com/office/word/2006/wordml" xmlns:wps="http://schemas.microsoft.com/office/word/2010/wordprocessingShape" mc:Ignorable="w14 w15 w16se w16cid w16 w16cex w16sdtdh w16sdtfl w16du wp14">
+<w:endnotes xmlns:wpc="http://schemas.microsoft.com/office/word/2010/wordprocessingCanvas" xmlns:cx="http://schemas.microsoft.com/office/drawing/2014/chartex" xmlns:cx1="http://schemas.microsoft.com/office/drawing/2015/9/8/chartex" xmlns:cx2="http://schemas.microsoft.com/office/drawing/2015/10/21/chartex" xmlns:cx3="http://schemas.microsoft.com/office/drawing/2016/5/9/chartex" xmlns:cx4="http://schemas.microsoft.com/office/drawing/2016/5/10/chartex" xmlns:cx5="http://schemas.microsoft.com/office/drawing/2016/5/11/chartex" xmlns:cx6="http://schemas.microsoft.com/office/drawing/2016/5/12/chartex" xmlns:cx7="http://schemas.microsoft.com/office/drawing/2016/5/13/chartex" xmlns:cx8="http://schemas.microsoft.com/office/drawing/2016/5/14/chartex" xmlns:mc="http://schemas.openxmlformats.org/markup-compatibility/2006" xmlns:aink="http://schemas.microsoft.com/office/drawing/2016/ink" xmlns:am3d="http://schemas.microsoft.com/office/drawing/2017/model3d" xmlns:o="urn:schemas-microsoft-com:office:office" xmlns:oel="http://schemas.microsoft.com/office/2019/extlst" xmlns:r="http://schemas.openxmlformats.org/officeDocument/2006/relationships" xmlns:m="http://schemas.openxmlformats.org/officeDocument/2006/math" xmlns:v="urn:schemas-microsoft-com:vml" xmlns:wp14="http://schemas.microsoft.com/office/word/2010/wordprocessingDrawing" xmlns:wp="http://schemas.openxmlformats.org/drawingml/2006/wordprocessingDrawing" xmlns:w10="urn:schemas-microsoft-com:office:word" xmlns:w="http://schemas.openxmlformats.org/wordprocessingml/2006/main" xmlns:w14="http://schemas.microsoft.com/office/word/2010/wordml" xmlns:w15="http://schemas.microsoft.com/office/word/2012/wordml" xmlns:w16cei="http://schemas.microsoft.com/office/word/2026/wordml/cei" xmlns:w16cex="http://schemas.microsoft.com/office/word/2018/wordml/cex" xmlns:w16cid="http://schemas.microsoft.com/office/word/2016/wordml/cid" xmlns:w16="http://schemas.microsoft.com/office/word/2018/wordml" xmlns:w16du="http://schemas.microsoft.com/office/word/2023/wordml/word16du" xmlns:w16sdtdh="http://schemas.microsoft.com/office/word/2020/wordml/sdtdatahash" xmlns:w16sdtfl="http://schemas.microsoft.com/office/word/2024/wordml/sdtformatlock" xmlns:w16se="http://schemas.microsoft.com/office/word/2015/wordml/symex" xmlns:wpg="http://schemas.microsoft.com/office/word/2010/wordprocessingGroup" xmlns:wpi="http://schemas.microsoft.com/office/word/2010/wordprocessingInk" xmlns:wne="http://schemas.microsoft.com/office/word/2006/wordml" xmlns:wps="http://schemas.microsoft.com/office/word/2010/wordprocessingShape" mc:Ignorable="w14 w15 w16se w16cid w16 w16cex w16sdtdh w16sdtfl w16du wp14">
   <w:endnote w:type="separator" w:id="-1">
     <w:p>
       <w:pPr>
@@ -971,7 +912,7 @@
 </file>
 
 <file path=word/footer1.xml><?xml version="1.0" encoding="utf-8"?>
-<w:ftr xmlns:wpc="http://schemas.microsoft.com/office/word/2010/wordprocessingCanvas" xmlns:cx="http://schemas.microsoft.com/office/drawing/2014/chartex" xmlns:cx1="http://schemas.microsoft.com/office/drawing/2015/9/8/chartex" xmlns:cx2="http://schemas.microsoft.com/office/drawing/2015/10/21/chartex" xmlns:cx3="http://schemas.microsoft.com/office/drawing/2016/5/9/chartex" xmlns:cx4="http://schemas.microsoft.com/office/drawing/2016/5/10/chartex" xmlns:cx5="http://schemas.microsoft.com/office/drawing/2016/5/11/chartex" xmlns:cx6="http://schemas.microsoft.com/office/drawing/2016/5/12/chartex" xmlns:cx7="http://schemas.microsoft.com/office/drawing/2016/5/13/chartex" xmlns:cx8="http://schemas.microsoft.com/office/drawing/2016/5/14/chartex" xmlns:mc="http://schemas.openxmlformats.org/markup-compatibility/2006" xmlns:aink="http://schemas.microsoft.com/office/drawing/2016/ink" xmlns:am3d="http://schemas.microsoft.com/office/drawing/2017/model3d" xmlns:o="urn:schemas-microsoft-com:office:office" xmlns:oel="http://schemas.microsoft.com/office/2019/extlst" xmlns:r="http://schemas.openxmlformats.org/officeDocument/2006/relationships" xmlns:m="http://schemas.openxmlformats.org/officeDocument/2006/math" xmlns:v="urn:schemas-microsoft-com:vml" xmlns:wp14="http://schemas.microsoft.com/office/word/2010/wordprocessingDrawing" xmlns:wp="http://schemas.openxmlformats.org/drawingml/2006/wordprocessingDrawing" xmlns:w10="urn:schemas-microsoft-com:office:word" xmlns:w="http://schemas.openxmlformats.org/wordprocessingml/2006/main" xmlns:w14="http://schemas.microsoft.com/office/word/2010/wordml" xmlns:w15="http://schemas.microsoft.com/office/word/2012/wordml" xmlns:w16cex="http://schemas.microsoft.com/office/word/2018/wordml/cex" xmlns:w16cid="http://schemas.microsoft.com/office/word/2016/wordml/cid" xmlns:w16="http://schemas.microsoft.com/office/word/2018/wordml" xmlns:w16du="http://schemas.microsoft.com/office/word/2023/wordml/word16du" xmlns:w16sdtdh="http://schemas.microsoft.com/office/word/2020/wordml/sdtdatahash" xmlns:w16sdtfl="http://schemas.microsoft.com/office/word/2024/wordml/sdtformatlock" xmlns:w16se="http://schemas.microsoft.com/office/word/2015/wordml/symex" xmlns:wpg="http://schemas.microsoft.com/office/word/2010/wordprocessingGroup" xmlns:wpi="http://schemas.microsoft.com/office/word/2010/wordprocessingInk" xmlns:wne="http://schemas.microsoft.com/office/word/2006/wordml" xmlns:wps="http://schemas.microsoft.com/office/word/2010/wordprocessingShape" mc:Ignorable="w14 w15 w16se w16cid w16 w16cex w16sdtdh w16sdtfl w16du wp14">
+<w:ftr xmlns:wpc="http://schemas.microsoft.com/office/word/2010/wordprocessingCanvas" xmlns:cx="http://schemas.microsoft.com/office/drawing/2014/chartex" xmlns:cx1="http://schemas.microsoft.com/office/drawing/2015/9/8/chartex" xmlns:cx2="http://schemas.microsoft.com/office/drawing/2015/10/21/chartex" xmlns:cx3="http://schemas.microsoft.com/office/drawing/2016/5/9/chartex" xmlns:cx4="http://schemas.microsoft.com/office/drawing/2016/5/10/chartex" xmlns:cx5="http://schemas.microsoft.com/office/drawing/2016/5/11/chartex" xmlns:cx6="http://schemas.microsoft.com/office/drawing/2016/5/12/chartex" xmlns:cx7="http://schemas.microsoft.com/office/drawing/2016/5/13/chartex" xmlns:cx8="http://schemas.microsoft.com/office/drawing/2016/5/14/chartex" xmlns:mc="http://schemas.openxmlformats.org/markup-compatibility/2006" xmlns:aink="http://schemas.microsoft.com/office/drawing/2016/ink" xmlns:am3d="http://schemas.microsoft.com/office/drawing/2017/model3d" xmlns:o="urn:schemas-microsoft-com:office:office" xmlns:oel="http://schemas.microsoft.com/office/2019/extlst" xmlns:r="http://schemas.openxmlformats.org/officeDocument/2006/relationships" xmlns:m="http://schemas.openxmlformats.org/officeDocument/2006/math" xmlns:v="urn:schemas-microsoft-com:vml" xmlns:wp14="http://schemas.microsoft.com/office/word/2010/wordprocessingDrawing" xmlns:wp="http://schemas.openxmlformats.org/drawingml/2006/wordprocessingDrawing" xmlns:w10="urn:schemas-microsoft-com:office:word" xmlns:w="http://schemas.openxmlformats.org/wordprocessingml/2006/main" xmlns:w14="http://schemas.microsoft.com/office/word/2010/wordml" xmlns:w15="http://schemas.microsoft.com/office/word/2012/wordml" xmlns:w16cei="http://schemas.microsoft.com/office/word/2026/wordml/cei" xmlns:w16cex="http://schemas.microsoft.com/office/word/2018/wordml/cex" xmlns:w16cid="http://schemas.microsoft.com/office/word/2016/wordml/cid" xmlns:w16="http://schemas.microsoft.com/office/word/2018/wordml" xmlns:w16du="http://schemas.microsoft.com/office/word/2023/wordml/word16du" xmlns:w16sdtdh="http://schemas.microsoft.com/office/word/2020/wordml/sdtdatahash" xmlns:w16sdtfl="http://schemas.microsoft.com/office/word/2024/wordml/sdtformatlock" xmlns:w16se="http://schemas.microsoft.com/office/word/2015/wordml/symex" xmlns:wpg="http://schemas.microsoft.com/office/word/2010/wordprocessingGroup" xmlns:wpi="http://schemas.microsoft.com/office/word/2010/wordprocessingInk" xmlns:wne="http://schemas.microsoft.com/office/word/2006/wordml" xmlns:wps="http://schemas.microsoft.com/office/word/2010/wordprocessingShape" mc:Ignorable="w14 w15 w16se w16cid w16 w16cex w16sdtdh w16sdtfl w16du wp14">
   <w:p>
     <w:pPr>
       <w:pStyle w:val="Footer"/>
@@ -981,7 +922,7 @@
 </file>
 
 <file path=word/footer2.xml><?xml version="1.0" encoding="utf-8"?>
-<w:ftr xmlns:wpc="http://schemas.microsoft.com/office/word/2010/wordprocessingCanvas" xmlns:cx="http://schemas.microsoft.com/office/drawing/2014/chartex" xmlns:cx1="http://schemas.microsoft.com/office/drawing/2015/9/8/chartex" xmlns:cx2="http://schemas.microsoft.com/office/drawing/2015/10/21/chartex" xmlns:cx3="http://schemas.microsoft.com/office/drawing/2016/5/9/chartex" xmlns:cx4="http://schemas.microsoft.com/office/drawing/2016/5/10/chartex" xmlns:cx5="http://schemas.microsoft.com/office/drawing/2016/5/11/chartex" xmlns:cx6="http://schemas.microsoft.com/office/drawing/2016/5/12/chartex" xmlns:cx7="http://schemas.microsoft.com/office/drawing/2016/5/13/chartex" xmlns:cx8="http://schemas.microsoft.com/office/drawing/2016/5/14/chartex" xmlns:mc="http://schemas.openxmlformats.org/markup-compatibility/2006" xmlns:aink="http://schemas.microsoft.com/office/drawing/2016/ink" xmlns:am3d="http://schemas.microsoft.com/office/drawing/2017/model3d" xmlns:o="urn:schemas-microsoft-com:office:office" xmlns:oel="http://schemas.microsoft.com/office/2019/extlst" xmlns:r="http://schemas.openxmlformats.org/officeDocument/2006/relationships" xmlns:m="http://schemas.openxmlformats.org/officeDocument/2006/math" xmlns:v="urn:schemas-microsoft-com:vml" xmlns:wp14="http://schemas.microsoft.com/office/word/2010/wordprocessingDrawing" xmlns:wp="http://schemas.openxmlformats.org/drawingml/2006/wordprocessingDrawing" xmlns:w10="urn:schemas-microsoft-com:office:word" xmlns:w="http://schemas.openxmlformats.org/wordprocessingml/2006/main" xmlns:w14="http://schemas.microsoft.com/office/word/2010/wordml" xmlns:w15="http://schemas.microsoft.com/office/word/2012/wordml" xmlns:w16cex="http://schemas.microsoft.com/office/word/2018/wordml/cex" xmlns:w16cid="http://schemas.microsoft.com/office/word/2016/wordml/cid" xmlns:w16="http://schemas.microsoft.com/office/word/2018/wordml" xmlns:w16du="http://schemas.microsoft.com/office/word/2023/wordml/word16du" xmlns:w16sdtdh="http://schemas.microsoft.com/office/word/2020/wordml/sdtdatahash" xmlns:w16sdtfl="http://schemas.microsoft.com/office/word/2024/wordml/sdtformatlock" xmlns:w16se="http://schemas.microsoft.com/office/word/2015/wordml/symex" xmlns:wpg="http://schemas.microsoft.com/office/word/2010/wordprocessingGroup" xmlns:wpi="http://schemas.microsoft.com/office/word/2010/wordprocessingInk" xmlns:wne="http://schemas.microsoft.com/office/word/2006/wordml" xmlns:wps="http://schemas.microsoft.com/office/word/2010/wordprocessingShape" mc:Ignorable="w14 w15 w16se w16cid w16 w16cex w16sdtdh w16sdtfl w16du wp14">
+<w:ftr xmlns:wpc="http://schemas.microsoft.com/office/word/2010/wordprocessingCanvas" xmlns:cx="http://schemas.microsoft.com/office/drawing/2014/chartex" xmlns:cx1="http://schemas.microsoft.com/office/drawing/2015/9/8/chartex" xmlns:cx2="http://schemas.microsoft.com/office/drawing/2015/10/21/chartex" xmlns:cx3="http://schemas.microsoft.com/office/drawing/2016/5/9/chartex" xmlns:cx4="http://schemas.microsoft.com/office/drawing/2016/5/10/chartex" xmlns:cx5="http://schemas.microsoft.com/office/drawing/2016/5/11/chartex" xmlns:cx6="http://schemas.microsoft.com/office/drawing/2016/5/12/chartex" xmlns:cx7="http://schemas.microsoft.com/office/drawing/2016/5/13/chartex" xmlns:cx8="http://schemas.microsoft.com/office/drawing/2016/5/14/chartex" xmlns:mc="http://schemas.openxmlformats.org/markup-compatibility/2006" xmlns:aink="http://schemas.microsoft.com/office/drawing/2016/ink" xmlns:am3d="http://schemas.microsoft.com/office/drawing/2017/model3d" xmlns:o="urn:schemas-microsoft-com:office:office" xmlns:oel="http://schemas.microsoft.com/office/2019/extlst" xmlns:r="http://schemas.openxmlformats.org/officeDocument/2006/relationships" xmlns:m="http://schemas.openxmlformats.org/officeDocument/2006/math" xmlns:v="urn:schemas-microsoft-com:vml" xmlns:wp14="http://schemas.microsoft.com/office/word/2010/wordprocessingDrawing" xmlns:wp="http://schemas.openxmlformats.org/drawingml/2006/wordprocessingDrawing" xmlns:w10="urn:schemas-microsoft-com:office:word" xmlns:w="http://schemas.openxmlformats.org/wordprocessingml/2006/main" xmlns:w14="http://schemas.microsoft.com/office/word/2010/wordml" xmlns:w15="http://schemas.microsoft.com/office/word/2012/wordml" xmlns:w16cei="http://schemas.microsoft.com/office/word/2026/wordml/cei" xmlns:w16cex="http://schemas.microsoft.com/office/word/2018/wordml/cex" xmlns:w16cid="http://schemas.microsoft.com/office/word/2016/wordml/cid" xmlns:w16="http://schemas.microsoft.com/office/word/2018/wordml" xmlns:w16du="http://schemas.microsoft.com/office/word/2023/wordml/word16du" xmlns:w16sdtdh="http://schemas.microsoft.com/office/word/2020/wordml/sdtdatahash" xmlns:w16sdtfl="http://schemas.microsoft.com/office/word/2024/wordml/sdtformatlock" xmlns:w16se="http://schemas.microsoft.com/office/word/2015/wordml/symex" xmlns:wpg="http://schemas.microsoft.com/office/word/2010/wordprocessingGroup" xmlns:wpi="http://schemas.microsoft.com/office/word/2010/wordprocessingInk" xmlns:wne="http://schemas.microsoft.com/office/word/2006/wordml" xmlns:wps="http://schemas.microsoft.com/office/word/2010/wordprocessingShape" mc:Ignorable="w14 w15 w16se w16cid w16 w16cex w16sdtdh w16sdtfl w16du wp14">
   <w:sdt>
     <w:sdtPr>
       <w:id w:val="-115294888"/>
@@ -1034,7 +975,7 @@
 </file>
 
 <file path=word/footer3.xml><?xml version="1.0" encoding="utf-8"?>
-<w:ftr xmlns:wpc="http://schemas.microsoft.com/office/word/2010/wordprocessingCanvas" xmlns:cx="http://schemas.microsoft.com/office/drawing/2014/chartex" xmlns:cx1="http://schemas.microsoft.com/office/drawing/2015/9/8/chartex" xmlns:cx2="http://schemas.microsoft.com/office/drawing/2015/10/21/chartex" xmlns:cx3="http://schemas.microsoft.com/office/drawing/2016/5/9/chartex" xmlns:cx4="http://schemas.microsoft.com/office/drawing/2016/5/10/chartex" xmlns:cx5="http://schemas.microsoft.com/office/drawing/2016/5/11/chartex" xmlns:cx6="http://schemas.microsoft.com/office/drawing/2016/5/12/chartex" xmlns:cx7="http://schemas.microsoft.com/office/drawing/2016/5/13/chartex" xmlns:cx8="http://schemas.microsoft.com/office/drawing/2016/5/14/chartex" xmlns:mc="http://schemas.openxmlformats.org/markup-compatibility/2006" xmlns:aink="http://schemas.microsoft.com/office/drawing/2016/ink" xmlns:am3d="http://schemas.microsoft.com/office/drawing/2017/model3d" xmlns:o="urn:schemas-microsoft-com:office:office" xmlns:oel="http://schemas.microsoft.com/office/2019/extlst" xmlns:r="http://schemas.openxmlformats.org/officeDocument/2006/relationships" xmlns:m="http://schemas.openxmlformats.org/officeDocument/2006/math" xmlns:v="urn:schemas-microsoft-com:vml" xmlns:wp14="http://schemas.microsoft.com/office/word/2010/wordprocessingDrawing" xmlns:wp="http://schemas.openxmlformats.org/drawingml/2006/wordprocessingDrawing" xmlns:w10="urn:schemas-microsoft-com:office:word" xmlns:w="http://schemas.openxmlformats.org/wordprocessingml/2006/main" xmlns:w14="http://schemas.microsoft.com/office/word/2010/wordml" xmlns:w15="http://schemas.microsoft.com/office/word/2012/wordml" xmlns:w16cex="http://schemas.microsoft.com/office/word/2018/wordml/cex" xmlns:w16cid="http://schemas.microsoft.com/office/word/2016/wordml/cid" xmlns:w16="http://schemas.microsoft.com/office/word/2018/wordml" xmlns:w16du="http://schemas.microsoft.com/office/word/2023/wordml/word16du" xmlns:w16sdtdh="http://schemas.microsoft.com/office/word/2020/wordml/sdtdatahash" xmlns:w16sdtfl="http://schemas.microsoft.com/office/word/2024/wordml/sdtformatlock" xmlns:w16se="http://schemas.microsoft.com/office/word/2015/wordml/symex" xmlns:wpg="http://schemas.microsoft.com/office/word/2010/wordprocessingGroup" xmlns:wpi="http://schemas.microsoft.com/office/word/2010/wordprocessingInk" xmlns:wne="http://schemas.microsoft.com/office/word/2006/wordml" xmlns:wps="http://schemas.microsoft.com/office/word/2010/wordprocessingShape" mc:Ignorable="w14 w15 w16se w16cid w16 w16cex w16sdtdh w16sdtfl w16du wp14">
+<w:ftr xmlns:wpc="http://schemas.microsoft.com/office/word/2010/wordprocessingCanvas" xmlns:cx="http://schemas.microsoft.com/office/drawing/2014/chartex" xmlns:cx1="http://schemas.microsoft.com/office/drawing/2015/9/8/chartex" xmlns:cx2="http://schemas.microsoft.com/office/drawing/2015/10/21/chartex" xmlns:cx3="http://schemas.microsoft.com/office/drawing/2016/5/9/chartex" xmlns:cx4="http://schemas.microsoft.com/office/drawing/2016/5/10/chartex" xmlns:cx5="http://schemas.microsoft.com/office/drawing/2016/5/11/chartex" xmlns:cx6="http://schemas.microsoft.com/office/drawing/2016/5/12/chartex" xmlns:cx7="http://schemas.microsoft.com/office/drawing/2016/5/13/chartex" xmlns:cx8="http://schemas.microsoft.com/office/drawing/2016/5/14/chartex" xmlns:mc="http://schemas.openxmlformats.org/markup-compatibility/2006" xmlns:aink="http://schemas.microsoft.com/office/drawing/2016/ink" xmlns:am3d="http://schemas.microsoft.com/office/drawing/2017/model3d" xmlns:o="urn:schemas-microsoft-com:office:office" xmlns:oel="http://schemas.microsoft.com/office/2019/extlst" xmlns:r="http://schemas.openxmlformats.org/officeDocument/2006/relationships" xmlns:m="http://schemas.openxmlformats.org/officeDocument/2006/math" xmlns:v="urn:schemas-microsoft-com:vml" xmlns:wp14="http://schemas.microsoft.com/office/word/2010/wordprocessingDrawing" xmlns:wp="http://schemas.openxmlformats.org/drawingml/2006/wordprocessingDrawing" xmlns:w10="urn:schemas-microsoft-com:office:word" xmlns:w="http://schemas.openxmlformats.org/wordprocessingml/2006/main" xmlns:w14="http://schemas.microsoft.com/office/word/2010/wordml" xmlns:w15="http://schemas.microsoft.com/office/word/2012/wordml" xmlns:w16cei="http://schemas.microsoft.com/office/word/2026/wordml/cei" xmlns:w16cex="http://schemas.microsoft.com/office/word/2018/wordml/cex" xmlns:w16cid="http://schemas.microsoft.com/office/word/2016/wordml/cid" xmlns:w16="http://schemas.microsoft.com/office/word/2018/wordml" xmlns:w16du="http://schemas.microsoft.com/office/word/2023/wordml/word16du" xmlns:w16sdtdh="http://schemas.microsoft.com/office/word/2020/wordml/sdtdatahash" xmlns:w16sdtfl="http://schemas.microsoft.com/office/word/2024/wordml/sdtformatlock" xmlns:w16se="http://schemas.microsoft.com/office/word/2015/wordml/symex" xmlns:wpg="http://schemas.microsoft.com/office/word/2010/wordprocessingGroup" xmlns:wpi="http://schemas.microsoft.com/office/word/2010/wordprocessingInk" xmlns:wne="http://schemas.microsoft.com/office/word/2006/wordml" xmlns:wps="http://schemas.microsoft.com/office/word/2010/wordprocessingShape" mc:Ignorable="w14 w15 w16se w16cid w16 w16cex w16sdtdh w16sdtfl w16du wp14">
   <w:p>
     <w:pPr>
       <w:pStyle w:val="Footer"/>
@@ -1044,7 +985,7 @@
 </file>
 
 <file path=word/footnotes.xml><?xml version="1.0" encoding="utf-8"?>
-<w:footnotes xmlns:wpc="http://schemas.microsoft.com/office/word/2010/wordprocessingCanvas" xmlns:cx="http://schemas.microsoft.com/office/drawing/2014/chartex" xmlns:cx1="http://schemas.microsoft.com/office/drawing/2015/9/8/chartex" xmlns:cx2="http://schemas.microsoft.com/office/drawing/2015/10/21/chartex" xmlns:cx3="http://schemas.microsoft.com/office/drawing/2016/5/9/chartex" xmlns:cx4="http://schemas.microsoft.com/office/drawing/2016/5/10/chartex" xmlns:cx5="http://schemas.microsoft.com/office/drawing/2016/5/11/chartex" xmlns:cx6="http://schemas.microsoft.com/office/drawing/2016/5/12/chartex" xmlns:cx7="http://schemas.microsoft.com/office/drawing/2016/5/13/chartex" xmlns:cx8="http://schemas.microsoft.com/office/drawing/2016/5/14/chartex" xmlns:mc="http://schemas.openxmlformats.org/markup-compatibility/2006" xmlns:aink="http://schemas.microsoft.com/office/drawing/2016/ink" xmlns:am3d="http://schemas.microsoft.com/office/drawing/2017/model3d" xmlns:o="urn:schemas-microsoft-com:office:office" xmlns:oel="http://schemas.microsoft.com/office/2019/extlst" xmlns:r="http://schemas.openxmlformats.org/officeDocument/2006/relationships" xmlns:m="http://schemas.openxmlformats.org/officeDocument/2006/math" xmlns:v="urn:schemas-microsoft-com:vml" xmlns:wp14="http://schemas.microsoft.com/office/word/2010/wordprocessingDrawing" xmlns:wp="http://schemas.openxmlformats.org/drawingml/2006/wordprocessingDrawing" xmlns:w10="urn:schemas-microsoft-com:office:word" xmlns:w="http://schemas.openxmlformats.org/wordprocessingml/2006/main" xmlns:w14="http://schemas.microsoft.com/office/word/2010/wordml" xmlns:w15="http://schemas.microsoft.com/office/word/2012/wordml" xmlns:w16cex="http://schemas.microsoft.com/office/word/2018/wordml/cex" xmlns:w16cid="http://schemas.microsoft.com/office/word/2016/wordml/cid" xmlns:w16="http://schemas.microsoft.com/office/word/2018/wordml" xmlns:w16du="http://schemas.microsoft.com/office/word/2023/wordml/word16du" xmlns:w16sdtdh="http://schemas.microsoft.com/office/word/2020/wordml/sdtdatahash" xmlns:w16sdtfl="http://schemas.microsoft.com/office/word/2024/wordml/sdtformatlock" xmlns:w16se="http://schemas.microsoft.com/office/word/2015/wordml/symex" xmlns:wpg="http://schemas.microsoft.com/office/word/2010/wordprocessingGroup" xmlns:wpi="http://schemas.microsoft.com/office/word/2010/wordprocessingInk" xmlns:wne="http://schemas.microsoft.com/office/word/2006/wordml" xmlns:wps="http://schemas.microsoft.com/office/word/2010/wordprocessingShape" mc:Ignorable="w14 w15 w16se w16cid w16 w16cex w16sdtdh w16sdtfl w16du wp14">
+<w:footnotes xmlns:wpc="http://schemas.microsoft.com/office/word/2010/wordprocessingCanvas" xmlns:cx="http://schemas.microsoft.com/office/drawing/2014/chartex" xmlns:cx1="http://schemas.microsoft.com/office/drawing/2015/9/8/chartex" xmlns:cx2="http://schemas.microsoft.com/office/drawing/2015/10/21/chartex" xmlns:cx3="http://schemas.microsoft.com/office/drawing/2016/5/9/chartex" xmlns:cx4="http://schemas.microsoft.com/office/drawing/2016/5/10/chartex" xmlns:cx5="http://schemas.microsoft.com/office/drawing/2016/5/11/chartex" xmlns:cx6="http://schemas.microsoft.com/office/drawing/2016/5/12/chartex" xmlns:cx7="http://schemas.microsoft.com/office/drawing/2016/5/13/chartex" xmlns:cx8="http://schemas.microsoft.com/office/drawing/2016/5/14/chartex" xmlns:mc="http://schemas.openxmlformats.org/markup-compatibility/2006" xmlns:aink="http://schemas.microsoft.com/office/drawing/2016/ink" xmlns:am3d="http://schemas.microsoft.com/office/drawing/2017/model3d" xmlns:o="urn:schemas-microsoft-com:office:office" xmlns:oel="http://schemas.microsoft.com/office/2019/extlst" xmlns:r="http://schemas.openxmlformats.org/officeDocument/2006/relationships" xmlns:m="http://schemas.openxmlformats.org/officeDocument/2006/math" xmlns:v="urn:schemas-microsoft-com:vml" xmlns:wp14="http://schemas.microsoft.com/office/word/2010/wordprocessingDrawing" xmlns:wp="http://schemas.openxmlformats.org/drawingml/2006/wordprocessingDrawing" xmlns:w10="urn:schemas-microsoft-com:office:word" xmlns:w="http://schemas.openxmlformats.org/wordprocessingml/2006/main" xmlns:w14="http://schemas.microsoft.com/office/word/2010/wordml" xmlns:w15="http://schemas.microsoft.com/office/word/2012/wordml" xmlns:w16cei="http://schemas.microsoft.com/office/word/2026/wordml/cei" xmlns:w16cex="http://schemas.microsoft.com/office/word/2018/wordml/cex" xmlns:w16cid="http://schemas.microsoft.com/office/word/2016/wordml/cid" xmlns:w16="http://schemas.microsoft.com/office/word/2018/wordml" xmlns:w16du="http://schemas.microsoft.com/office/word/2023/wordml/word16du" xmlns:w16sdtdh="http://schemas.microsoft.com/office/word/2020/wordml/sdtdatahash" xmlns:w16sdtfl="http://schemas.microsoft.com/office/word/2024/wordml/sdtformatlock" xmlns:w16se="http://schemas.microsoft.com/office/word/2015/wordml/symex" xmlns:wpg="http://schemas.microsoft.com/office/word/2010/wordprocessingGroup" xmlns:wpi="http://schemas.microsoft.com/office/word/2010/wordprocessingInk" xmlns:wne="http://schemas.microsoft.com/office/word/2006/wordml" xmlns:wps="http://schemas.microsoft.com/office/word/2010/wordprocessingShape" mc:Ignorable="w14 w15 w16se w16cid w16 w16cex w16sdtdh w16sdtfl w16du wp14">
   <w:footnote w:type="separator" w:id="-1">
     <w:p>
       <w:pPr>
@@ -1069,7 +1010,7 @@
 </file>
 
 <file path=word/header1.xml><?xml version="1.0" encoding="utf-8"?>
-<w:hdr xmlns:wpc="http://schemas.microsoft.com/office/word/2010/wordprocessingCanvas" xmlns:cx="http://schemas.microsoft.com/office/drawing/2014/chartex" xmlns:cx1="http://schemas.microsoft.com/office/drawing/2015/9/8/chartex" xmlns:cx2="http://schemas.microsoft.com/office/drawing/2015/10/21/chartex" xmlns:cx3="http://schemas.microsoft.com/office/drawing/2016/5/9/chartex" xmlns:cx4="http://schemas.microsoft.com/office/drawing/2016/5/10/chartex" xmlns:cx5="http://schemas.microsoft.com/office/drawing/2016/5/11/chartex" xmlns:cx6="http://schemas.microsoft.com/office/drawing/2016/5/12/chartex" xmlns:cx7="http://schemas.microsoft.com/office/drawing/2016/5/13/chartex" xmlns:cx8="http://schemas.microsoft.com/office/drawing/2016/5/14/chartex" xmlns:mc="http://schemas.openxmlformats.org/markup-compatibility/2006" xmlns:aink="http://schemas.microsoft.com/office/drawing/2016/ink" xmlns:am3d="http://schemas.microsoft.com/office/drawing/2017/model3d" xmlns:o="urn:schemas-microsoft-com:office:office" xmlns:oel="http://schemas.microsoft.com/office/2019/extlst" xmlns:r="http://schemas.openxmlformats.org/officeDocument/2006/relationships" xmlns:m="http://schemas.openxmlformats.org/officeDocument/2006/math" xmlns:v="urn:schemas-microsoft-com:vml" xmlns:wp14="http://schemas.microsoft.com/office/word/2010/wordprocessingDrawing" xmlns:wp="http://schemas.openxmlformats.org/drawingml/2006/wordprocessingDrawing" xmlns:w10="urn:schemas-microsoft-com:office:word" xmlns:w="http://schemas.openxmlformats.org/wordprocessingml/2006/main" xmlns:w14="http://schemas.microsoft.com/office/word/2010/wordml" xmlns:w15="http://schemas.microsoft.com/office/word/2012/wordml" xmlns:w16cex="http://schemas.microsoft.com/office/word/2018/wordml/cex" xmlns:w16cid="http://schemas.microsoft.com/office/word/2016/wordml/cid" xmlns:w16="http://schemas.microsoft.com/office/word/2018/wordml" xmlns:w16du="http://schemas.microsoft.com/office/word/2023/wordml/word16du" xmlns:w16sdtdh="http://schemas.microsoft.com/office/word/2020/wordml/sdtdatahash" xmlns:w16sdtfl="http://schemas.microsoft.com/office/word/2024/wordml/sdtformatlock" xmlns:w16se="http://schemas.microsoft.com/office/word/2015/wordml/symex" xmlns:wpg="http://schemas.microsoft.com/office/word/2010/wordprocessingGroup" xmlns:wpi="http://schemas.microsoft.com/office/word/2010/wordprocessingInk" xmlns:wne="http://schemas.microsoft.com/office/word/2006/wordml" xmlns:wps="http://schemas.microsoft.com/office/word/2010/wordprocessingShape" mc:Ignorable="w14 w15 w16se w16cid w16 w16cex w16sdtdh w16sdtfl w16du wp14">
+<w:hdr xmlns:wpc="http://schemas.microsoft.com/office/word/2010/wordprocessingCanvas" xmlns:cx="http://schemas.microsoft.com/office/drawing/2014/chartex" xmlns:cx1="http://schemas.microsoft.com/office/drawing/2015/9/8/chartex" xmlns:cx2="http://schemas.microsoft.com/office/drawing/2015/10/21/chartex" xmlns:cx3="http://schemas.microsoft.com/office/drawing/2016/5/9/chartex" xmlns:cx4="http://schemas.microsoft.com/office/drawing/2016/5/10/chartex" xmlns:cx5="http://schemas.microsoft.com/office/drawing/2016/5/11/chartex" xmlns:cx6="http://schemas.microsoft.com/office/drawing/2016/5/12/chartex" xmlns:cx7="http://schemas.microsoft.com/office/drawing/2016/5/13/chartex" xmlns:cx8="http://schemas.microsoft.com/office/drawing/2016/5/14/chartex" xmlns:mc="http://schemas.openxmlformats.org/markup-compatibility/2006" xmlns:aink="http://schemas.microsoft.com/office/drawing/2016/ink" xmlns:am3d="http://schemas.microsoft.com/office/drawing/2017/model3d" xmlns:o="urn:schemas-microsoft-com:office:office" xmlns:oel="http://schemas.microsoft.com/office/2019/extlst" xmlns:r="http://schemas.openxmlformats.org/officeDocument/2006/relationships" xmlns:m="http://schemas.openxmlformats.org/officeDocument/2006/math" xmlns:v="urn:schemas-microsoft-com:vml" xmlns:wp14="http://schemas.microsoft.com/office/word/2010/wordprocessingDrawing" xmlns:wp="http://schemas.openxmlformats.org/drawingml/2006/wordprocessingDrawing" xmlns:w10="urn:schemas-microsoft-com:office:word" xmlns:w="http://schemas.openxmlformats.org/wordprocessingml/2006/main" xmlns:w14="http://schemas.microsoft.com/office/word/2010/wordml" xmlns:w15="http://schemas.microsoft.com/office/word/2012/wordml" xmlns:w16cei="http://schemas.microsoft.com/office/word/2026/wordml/cei" xmlns:w16cex="http://schemas.microsoft.com/office/word/2018/wordml/cex" xmlns:w16cid="http://schemas.microsoft.com/office/word/2016/wordml/cid" xmlns:w16="http://schemas.microsoft.com/office/word/2018/wordml" xmlns:w16du="http://schemas.microsoft.com/office/word/2023/wordml/word16du" xmlns:w16sdtdh="http://schemas.microsoft.com/office/word/2020/wordml/sdtdatahash" xmlns:w16sdtfl="http://schemas.microsoft.com/office/word/2024/wordml/sdtformatlock" xmlns:w16se="http://schemas.microsoft.com/office/word/2015/wordml/symex" xmlns:wpg="http://schemas.microsoft.com/office/word/2010/wordprocessingGroup" xmlns:wpi="http://schemas.microsoft.com/office/word/2010/wordprocessingInk" xmlns:wne="http://schemas.microsoft.com/office/word/2006/wordml" xmlns:wps="http://schemas.microsoft.com/office/word/2010/wordprocessingShape" mc:Ignorable="w14 w15 w16se w16cid w16 w16cex w16sdtdh w16sdtfl w16du wp14">
   <w:p>
     <w:pPr>
       <w:pStyle w:val="Header"/>
@@ -1079,7 +1020,7 @@
 </file>
 
 <file path=word/header2.xml><?xml version="1.0" encoding="utf-8"?>
-<w:hdr xmlns:wpc="http://schemas.microsoft.com/office/word/2010/wordprocessingCanvas" xmlns:cx="http://schemas.microsoft.com/office/drawing/2014/chartex" xmlns:cx1="http://schemas.microsoft.com/office/drawing/2015/9/8/chartex" xmlns:cx2="http://schemas.microsoft.com/office/drawing/2015/10/21/chartex" xmlns:cx3="http://schemas.microsoft.com/office/drawing/2016/5/9/chartex" xmlns:cx4="http://schemas.microsoft.com/office/drawing/2016/5/10/chartex" xmlns:cx5="http://schemas.microsoft.com/office/drawing/2016/5/11/chartex" xmlns:cx6="http://schemas.microsoft.com/office/drawing/2016/5/12/chartex" xmlns:cx7="http://schemas.microsoft.com/office/drawing/2016/5/13/chartex" xmlns:cx8="http://schemas.microsoft.com/office/drawing/2016/5/14/chartex" xmlns:mc="http://schemas.openxmlformats.org/markup-compatibility/2006" xmlns:aink="http://schemas.microsoft.com/office/drawing/2016/ink" xmlns:am3d="http://schemas.microsoft.com/office/drawing/2017/model3d" xmlns:o="urn:schemas-microsoft-com:office:office" xmlns:oel="http://schemas.microsoft.com/office/2019/extlst" xmlns:r="http://schemas.openxmlformats.org/officeDocument/2006/relationships" xmlns:m="http://schemas.openxmlformats.org/officeDocument/2006/math" xmlns:v="urn:schemas-microsoft-com:vml" xmlns:wp14="http://schemas.microsoft.com/office/word/2010/wordprocessingDrawing" xmlns:wp="http://schemas.openxmlformats.org/drawingml/2006/wordprocessingDrawing" xmlns:w10="urn:schemas-microsoft-com:office:word" xmlns:w="http://schemas.openxmlformats.org/wordprocessingml/2006/main" xmlns:w14="http://schemas.microsoft.com/office/word/2010/wordml" xmlns:w15="http://schemas.microsoft.com/office/word/2012/wordml" xmlns:w16cex="http://schemas.microsoft.com/office/word/2018/wordml/cex" xmlns:w16cid="http://schemas.microsoft.com/office/word/2016/wordml/cid" xmlns:w16="http://schemas.microsoft.com/office/word/2018/wordml" xmlns:w16du="http://schemas.microsoft.com/office/word/2023/wordml/word16du" xmlns:w16sdtdh="http://schemas.microsoft.com/office/word/2020/wordml/sdtdatahash" xmlns:w16sdtfl="http://schemas.microsoft.com/office/word/2024/wordml/sdtformatlock" xmlns:w16se="http://schemas.microsoft.com/office/word/2015/wordml/symex" xmlns:wpg="http://schemas.microsoft.com/office/word/2010/wordprocessingGroup" xmlns:wpi="http://schemas.microsoft.com/office/word/2010/wordprocessingInk" xmlns:wne="http://schemas.microsoft.com/office/word/2006/wordml" xmlns:wps="http://schemas.microsoft.com/office/word/2010/wordprocessingShape" mc:Ignorable="w14 w15 w16se w16cid w16 w16cex w16sdtdh w16sdtfl w16du wp14">
+<w:hdr xmlns:wpc="http://schemas.microsoft.com/office/word/2010/wordprocessingCanvas" xmlns:cx="http://schemas.microsoft.com/office/drawing/2014/chartex" xmlns:cx1="http://schemas.microsoft.com/office/drawing/2015/9/8/chartex" xmlns:cx2="http://schemas.microsoft.com/office/drawing/2015/10/21/chartex" xmlns:cx3="http://schemas.microsoft.com/office/drawing/2016/5/9/chartex" xmlns:cx4="http://schemas.microsoft.com/office/drawing/2016/5/10/chartex" xmlns:cx5="http://schemas.microsoft.com/office/drawing/2016/5/11/chartex" xmlns:cx6="http://schemas.microsoft.com/office/drawing/2016/5/12/chartex" xmlns:cx7="http://schemas.microsoft.com/office/drawing/2016/5/13/chartex" xmlns:cx8="http://schemas.microsoft.com/office/drawing/2016/5/14/chartex" xmlns:mc="http://schemas.openxmlformats.org/markup-compatibility/2006" xmlns:aink="http://schemas.microsoft.com/office/drawing/2016/ink" xmlns:am3d="http://schemas.microsoft.com/office/drawing/2017/model3d" xmlns:o="urn:schemas-microsoft-com:office:office" xmlns:oel="http://schemas.microsoft.com/office/2019/extlst" xmlns:r="http://schemas.openxmlformats.org/officeDocument/2006/relationships" xmlns:m="http://schemas.openxmlformats.org/officeDocument/2006/math" xmlns:v="urn:schemas-microsoft-com:vml" xmlns:wp14="http://schemas.microsoft.com/office/word/2010/wordprocessingDrawing" xmlns:wp="http://schemas.openxmlformats.org/drawingml/2006/wordprocessingDrawing" xmlns:w10="urn:schemas-microsoft-com:office:word" xmlns:w="http://schemas.openxmlformats.org/wordprocessingml/2006/main" xmlns:w14="http://schemas.microsoft.com/office/word/2010/wordml" xmlns:w15="http://schemas.microsoft.com/office/word/2012/wordml" xmlns:w16cei="http://schemas.microsoft.com/office/word/2026/wordml/cei" xmlns:w16cex="http://schemas.microsoft.com/office/word/2018/wordml/cex" xmlns:w16cid="http://schemas.microsoft.com/office/word/2016/wordml/cid" xmlns:w16="http://schemas.microsoft.com/office/word/2018/wordml" xmlns:w16du="http://schemas.microsoft.com/office/word/2023/wordml/word16du" xmlns:w16sdtdh="http://schemas.microsoft.com/office/word/2020/wordml/sdtdatahash" xmlns:w16sdtfl="http://schemas.microsoft.com/office/word/2024/wordml/sdtformatlock" xmlns:w16se="http://schemas.microsoft.com/office/word/2015/wordml/symex" xmlns:wpg="http://schemas.microsoft.com/office/word/2010/wordprocessingGroup" xmlns:wpi="http://schemas.microsoft.com/office/word/2010/wordprocessingInk" xmlns:wne="http://schemas.microsoft.com/office/word/2006/wordml" xmlns:wps="http://schemas.microsoft.com/office/word/2010/wordprocessingShape" mc:Ignorable="w14 w15 w16se w16cid w16 w16cex w16sdtdh w16sdtfl w16du wp14">
   <w:p>
     <w:pPr>
       <w:pStyle w:val="Header"/>
@@ -1089,7 +1030,7 @@
 </file>
 
 <file path=word/header3.xml><?xml version="1.0" encoding="utf-8"?>
-<w:hdr xmlns:wpc="http://schemas.microsoft.com/office/word/2010/wordprocessingCanvas" xmlns:cx="http://schemas.microsoft.com/office/drawing/2014/chartex" xmlns:cx1="http://schemas.microsoft.com/office/drawing/2015/9/8/chartex" xmlns:cx2="http://schemas.microsoft.com/office/drawing/2015/10/21/chartex" xmlns:cx3="http://schemas.microsoft.com/office/drawing/2016/5/9/chartex" xmlns:cx4="http://schemas.microsoft.com/office/drawing/2016/5/10/chartex" xmlns:cx5="http://schemas.microsoft.com/office/drawing/2016/5/11/chartex" xmlns:cx6="http://schemas.microsoft.com/office/drawing/2016/5/12/chartex" xmlns:cx7="http://schemas.microsoft.com/office/drawing/2016/5/13/chartex" xmlns:cx8="http://schemas.microsoft.com/office/drawing/2016/5/14/chartex" xmlns:mc="http://schemas.openxmlformats.org/markup-compatibility/2006" xmlns:aink="http://schemas.microsoft.com/office/drawing/2016/ink" xmlns:am3d="http://schemas.microsoft.com/office/drawing/2017/model3d" xmlns:o="urn:schemas-microsoft-com:office:office" xmlns:oel="http://schemas.microsoft.com/office/2019/extlst" xmlns:r="http://schemas.openxmlformats.org/officeDocument/2006/relationships" xmlns:m="http://schemas.openxmlformats.org/officeDocument/2006/math" xmlns:v="urn:schemas-microsoft-com:vml" xmlns:wp14="http://schemas.microsoft.com/office/word/2010/wordprocessingDrawing" xmlns:wp="http://schemas.openxmlformats.org/drawingml/2006/wordprocessingDrawing" xmlns:w10="urn:schemas-microsoft-com:office:word" xmlns:w="http://schemas.openxmlformats.org/wordprocessingml/2006/main" xmlns:w14="http://schemas.microsoft.com/office/word/2010/wordml" xmlns:w15="http://schemas.microsoft.com/office/word/2012/wordml" xmlns:w16cex="http://schemas.microsoft.com/office/word/2018/wordml/cex" xmlns:w16cid="http://schemas.microsoft.com/office/word/2016/wordml/cid" xmlns:w16="http://schemas.microsoft.com/office/word/2018/wordml" xmlns:w16du="http://schemas.microsoft.com/office/word/2023/wordml/word16du" xmlns:w16sdtdh="http://schemas.microsoft.com/office/word/2020/wordml/sdtdatahash" xmlns:w16sdtfl="http://schemas.microsoft.com/office/word/2024/wordml/sdtformatlock" xmlns:w16se="http://schemas.microsoft.com/office/word/2015/wordml/symex" xmlns:wpg="http://schemas.microsoft.com/office/word/2010/wordprocessingGroup" xmlns:wpi="http://schemas.microsoft.com/office/word/2010/wordprocessingInk" xmlns:wne="http://schemas.microsoft.com/office/word/2006/wordml" xmlns:wps="http://schemas.microsoft.com/office/word/2010/wordprocessingShape" mc:Ignorable="w14 w15 w16se w16cid w16 w16cex w16sdtdh w16sdtfl w16du wp14">
+<w:hdr xmlns:wpc="http://schemas.microsoft.com/office/word/2010/wordprocessingCanvas" xmlns:cx="http://schemas.microsoft.com/office/drawing/2014/chartex" xmlns:cx1="http://schemas.microsoft.com/office/drawing/2015/9/8/chartex" xmlns:cx2="http://schemas.microsoft.com/office/drawing/2015/10/21/chartex" xmlns:cx3="http://schemas.microsoft.com/office/drawing/2016/5/9/chartex" xmlns:cx4="http://schemas.microsoft.com/office/drawing/2016/5/10/chartex" xmlns:cx5="http://schemas.microsoft.com/office/drawing/2016/5/11/chartex" xmlns:cx6="http://schemas.microsoft.com/office/drawing/2016/5/12/chartex" xmlns:cx7="http://schemas.microsoft.com/office/drawing/2016/5/13/chartex" xmlns:cx8="http://schemas.microsoft.com/office/drawing/2016/5/14/chartex" xmlns:mc="http://schemas.openxmlformats.org/markup-compatibility/2006" xmlns:aink="http://schemas.microsoft.com/office/drawing/2016/ink" xmlns:am3d="http://schemas.microsoft.com/office/drawing/2017/model3d" xmlns:o="urn:schemas-microsoft-com:office:office" xmlns:oel="http://schemas.microsoft.com/office/2019/extlst" xmlns:r="http://schemas.openxmlformats.org/officeDocument/2006/relationships" xmlns:m="http://schemas.openxmlformats.org/officeDocument/2006/math" xmlns:v="urn:schemas-microsoft-com:vml" xmlns:wp14="http://schemas.microsoft.com/office/word/2010/wordprocessingDrawing" xmlns:wp="http://schemas.openxmlformats.org/drawingml/2006/wordprocessingDrawing" xmlns:w10="urn:schemas-microsoft-com:office:word" xmlns:w="http://schemas.openxmlformats.org/wordprocessingml/2006/main" xmlns:w14="http://schemas.microsoft.com/office/word/2010/wordml" xmlns:w15="http://schemas.microsoft.com/office/word/2012/wordml" xmlns:w16cei="http://schemas.microsoft.com/office/word/2026/wordml/cei" xmlns:w16cex="http://schemas.microsoft.com/office/word/2018/wordml/cex" xmlns:w16cid="http://schemas.microsoft.com/office/word/2016/wordml/cid" xmlns:w16="http://schemas.microsoft.com/office/word/2018/wordml" xmlns:w16du="http://schemas.microsoft.com/office/word/2023/wordml/word16du" xmlns:w16sdtdh="http://schemas.microsoft.com/office/word/2020/wordml/sdtdatahash" xmlns:w16sdtfl="http://schemas.microsoft.com/office/word/2024/wordml/sdtformatlock" xmlns:w16se="http://schemas.microsoft.com/office/word/2015/wordml/symex" xmlns:wpg="http://schemas.microsoft.com/office/word/2010/wordprocessingGroup" xmlns:wpi="http://schemas.microsoft.com/office/word/2010/wordprocessingInk" xmlns:wne="http://schemas.microsoft.com/office/word/2006/wordml" xmlns:wps="http://schemas.microsoft.com/office/word/2010/wordprocessingShape" mc:Ignorable="w14 w15 w16se w16cid w16 w16cex w16sdtdh w16sdtfl w16du wp14">
   <w:p>
     <w:pPr>
       <w:pStyle w:val="Header"/>
@@ -1099,7 +1040,7 @@
 </file>
 
 <file path=word/numbering.xml><?xml version="1.0" encoding="utf-8"?>
-<w:numbering xmlns:wpc="http://schemas.microsoft.com/office/word/2010/wordprocessingCanvas" xmlns:cx="http://schemas.microsoft.com/office/drawing/2014/chartex" xmlns:cx1="http://schemas.microsoft.com/office/drawing/2015/9/8/chartex" xmlns:cx2="http://schemas.microsoft.com/office/drawing/2015/10/21/chartex" xmlns:cx3="http://schemas.microsoft.com/office/drawing/2016/5/9/chartex" xmlns:cx4="http://schemas.microsoft.com/office/drawing/2016/5/10/chartex" xmlns:cx5="http://schemas.microsoft.com/office/drawing/2016/5/11/chartex" xmlns:cx6="http://schemas.microsoft.com/office/drawing/2016/5/12/chartex" xmlns:cx7="http://schemas.microsoft.com/office/drawing/2016/5/13/chartex" xmlns:cx8="http://schemas.microsoft.com/office/drawing/2016/5/14/chartex" xmlns:mc="http://schemas.openxmlformats.org/markup-compatibility/2006" xmlns:aink="http://schemas.microsoft.com/office/drawing/2016/ink" xmlns:am3d="http://schemas.microsoft.com/office/drawing/2017/model3d" xmlns:o="urn:schemas-microsoft-com:office:office" xmlns:oel="http://schemas.microsoft.com/office/2019/extlst" xmlns:r="http://schemas.openxmlformats.org/officeDocument/2006/relationships" xmlns:m="http://schemas.openxmlformats.org/officeDocument/2006/math" xmlns:v="urn:schemas-microsoft-com:vml" xmlns:wp14="http://schemas.microsoft.com/office/word/2010/wordprocessingDrawing" xmlns:wp="http://schemas.openxmlformats.org/drawingml/2006/wordprocessingDrawing" xmlns:w10="urn:schemas-microsoft-com:office:word" xmlns:w="http://schemas.openxmlformats.org/wordprocessingml/2006/main" xmlns:w14="http://schemas.microsoft.com/office/word/2010/wordml" xmlns:w15="http://schemas.microsoft.com/office/word/2012/wordml" xmlns:w16cex="http://schemas.microsoft.com/office/word/2018/wordml/cex" xmlns:w16cid="http://schemas.microsoft.com/office/word/2016/wordml/cid" xmlns:w16="http://schemas.microsoft.com/office/word/2018/wordml" xmlns:w16du="http://schemas.microsoft.com/office/word/2023/wordml/word16du" xmlns:w16sdtdh="http://schemas.microsoft.com/office/word/2020/wordml/sdtdatahash" xmlns:w16sdtfl="http://schemas.microsoft.com/office/word/2024/wordml/sdtformatlock" xmlns:w16se="http://schemas.microsoft.com/office/word/2015/wordml/symex" xmlns:wpg="http://schemas.microsoft.com/office/word/2010/wordprocessingGroup" xmlns:wpi="http://schemas.microsoft.com/office/word/2010/wordprocessingInk" xmlns:wne="http://schemas.microsoft.com/office/word/2006/wordml" xmlns:wps="http://schemas.microsoft.com/office/word/2010/wordprocessingShape" mc:Ignorable="w14 w15 w16se w16cid w16 w16cex w16sdtdh w16sdtfl w16du wp14">
+<w:numbering xmlns:wpc="http://schemas.microsoft.com/office/word/2010/wordprocessingCanvas" xmlns:cx="http://schemas.microsoft.com/office/drawing/2014/chartex" xmlns:cx1="http://schemas.microsoft.com/office/drawing/2015/9/8/chartex" xmlns:cx2="http://schemas.microsoft.com/office/drawing/2015/10/21/chartex" xmlns:cx3="http://schemas.microsoft.com/office/drawing/2016/5/9/chartex" xmlns:cx4="http://schemas.microsoft.com/office/drawing/2016/5/10/chartex" xmlns:cx5="http://schemas.microsoft.com/office/drawing/2016/5/11/chartex" xmlns:cx6="http://schemas.microsoft.com/office/drawing/2016/5/12/chartex" xmlns:cx7="http://schemas.microsoft.com/office/drawing/2016/5/13/chartex" xmlns:cx8="http://schemas.microsoft.com/office/drawing/2016/5/14/chartex" xmlns:mc="http://schemas.openxmlformats.org/markup-compatibility/2006" xmlns:aink="http://schemas.microsoft.com/office/drawing/2016/ink" xmlns:am3d="http://schemas.microsoft.com/office/drawing/2017/model3d" xmlns:o="urn:schemas-microsoft-com:office:office" xmlns:oel="http://schemas.microsoft.com/office/2019/extlst" xmlns:r="http://schemas.openxmlformats.org/officeDocument/2006/relationships" xmlns:m="http://schemas.openxmlformats.org/officeDocument/2006/math" xmlns:v="urn:schemas-microsoft-com:vml" xmlns:wp14="http://schemas.microsoft.com/office/word/2010/wordprocessingDrawing" xmlns:wp="http://schemas.openxmlformats.org/drawingml/2006/wordprocessingDrawing" xmlns:w10="urn:schemas-microsoft-com:office:word" xmlns:w="http://schemas.openxmlformats.org/wordprocessingml/2006/main" xmlns:w14="http://schemas.microsoft.com/office/word/2010/wordml" xmlns:w15="http://schemas.microsoft.com/office/word/2012/wordml" xmlns:w16cei="http://schemas.microsoft.com/office/word/2026/wordml/cei" xmlns:w16cex="http://schemas.microsoft.com/office/word/2018/wordml/cex" xmlns:w16cid="http://schemas.microsoft.com/office/word/2016/wordml/cid" xmlns:w16="http://schemas.microsoft.com/office/word/2018/wordml" xmlns:w16du="http://schemas.microsoft.com/office/word/2023/wordml/word16du" xmlns:w16sdtdh="http://schemas.microsoft.com/office/word/2020/wordml/sdtdatahash" xmlns:w16sdtfl="http://schemas.microsoft.com/office/word/2024/wordml/sdtformatlock" xmlns:w16se="http://schemas.microsoft.com/office/word/2015/wordml/symex" xmlns:wpg="http://schemas.microsoft.com/office/word/2010/wordprocessingGroup" xmlns:wpi="http://schemas.microsoft.com/office/word/2010/wordprocessingInk" xmlns:wne="http://schemas.microsoft.com/office/word/2006/wordml" xmlns:wps="http://schemas.microsoft.com/office/word/2010/wordprocessingShape" mc:Ignorable="w14 w15 w16se w16cid w16 w16cex w16sdtdh w16sdtfl w16du wp14">
   <w:abstractNum w:abstractNumId="0" w15:restartNumberingAfterBreak="0">
     <w:nsid w:val="031F75A6"/>
     <w:multiLevelType w:val="hybridMultilevel"/>
@@ -1307,6 +1248,155 @@
     </w:lvl>
   </w:abstractNum>
   <w:abstractNum w:abstractNumId="2" w15:restartNumberingAfterBreak="0">
+    <w:nsid w:val="215D1F23"/>
+    <w:multiLevelType w:val="multilevel"/>
+    <w:tmpl w:val="6732476E"/>
+    <w:lvl w:ilvl="0">
+      <w:start w:val="1"/>
+      <w:numFmt w:val="bullet"/>
+      <w:lvlText w:val=""/>
+      <w:lvlJc w:val="left"/>
+      <w:pPr>
+        <w:tabs>
+          <w:tab w:val="num" w:pos="720"/>
+        </w:tabs>
+        <w:ind w:left="720" w:hanging="360"/>
+      </w:pPr>
+      <w:rPr>
+        <w:rFonts w:ascii="Symbol" w:hAnsi="Symbol" w:hint="default"/>
+        <w:sz w:val="20"/>
+      </w:rPr>
+    </w:lvl>
+    <w:lvl w:ilvl="1" w:tentative="1">
+      <w:start w:val="1"/>
+      <w:numFmt w:val="bullet"/>
+      <w:lvlText w:val="o"/>
+      <w:lvlJc w:val="left"/>
+      <w:pPr>
+        <w:tabs>
+          <w:tab w:val="num" w:pos="1440"/>
+        </w:tabs>
+        <w:ind w:left="1440" w:hanging="360"/>
+      </w:pPr>
+      <w:rPr>
+        <w:rFonts w:ascii="Courier New" w:hAnsi="Courier New" w:hint="default"/>
+        <w:sz w:val="20"/>
+      </w:rPr>
+    </w:lvl>
+    <w:lvl w:ilvl="2" w:tentative="1">
+      <w:start w:val="1"/>
+      <w:numFmt w:val="bullet"/>
+      <w:lvlText w:val=""/>
+      <w:lvlJc w:val="left"/>
+      <w:pPr>
+        <w:tabs>
+          <w:tab w:val="num" w:pos="2160"/>
+        </w:tabs>
+        <w:ind w:left="2160" w:hanging="360"/>
+      </w:pPr>
+      <w:rPr>
+        <w:rFonts w:ascii="Wingdings" w:hAnsi="Wingdings" w:hint="default"/>
+        <w:sz w:val="20"/>
+      </w:rPr>
+    </w:lvl>
+    <w:lvl w:ilvl="3" w:tentative="1">
+      <w:start w:val="1"/>
+      <w:numFmt w:val="bullet"/>
+      <w:lvlText w:val=""/>
+      <w:lvlJc w:val="left"/>
+      <w:pPr>
+        <w:tabs>
+          <w:tab w:val="num" w:pos="2880"/>
+        </w:tabs>
+        <w:ind w:left="2880" w:hanging="360"/>
+      </w:pPr>
+      <w:rPr>
+        <w:rFonts w:ascii="Wingdings" w:hAnsi="Wingdings" w:hint="default"/>
+        <w:sz w:val="20"/>
+      </w:rPr>
+    </w:lvl>
+    <w:lvl w:ilvl="4" w:tentative="1">
+      <w:start w:val="1"/>
+      <w:numFmt w:val="bullet"/>
+      <w:lvlText w:val=""/>
+      <w:lvlJc w:val="left"/>
+      <w:pPr>
+        <w:tabs>
+          <w:tab w:val="num" w:pos="3600"/>
+        </w:tabs>
+        <w:ind w:left="3600" w:hanging="360"/>
+      </w:pPr>
+      <w:rPr>
+        <w:rFonts w:ascii="Wingdings" w:hAnsi="Wingdings" w:hint="default"/>
+        <w:sz w:val="20"/>
+      </w:rPr>
+    </w:lvl>
+    <w:lvl w:ilvl="5" w:tentative="1">
+      <w:start w:val="1"/>
+      <w:numFmt w:val="bullet"/>
+      <w:lvlText w:val=""/>
+      <w:lvlJc w:val="left"/>
+      <w:pPr>
+        <w:tabs>
+          <w:tab w:val="num" w:pos="4320"/>
+        </w:tabs>
+        <w:ind w:left="4320" w:hanging="360"/>
+      </w:pPr>
+      <w:rPr>
+        <w:rFonts w:ascii="Wingdings" w:hAnsi="Wingdings" w:hint="default"/>
+        <w:sz w:val="20"/>
+      </w:rPr>
+    </w:lvl>
+    <w:lvl w:ilvl="6" w:tentative="1">
+      <w:start w:val="1"/>
+      <w:numFmt w:val="bullet"/>
+      <w:lvlText w:val=""/>
+      <w:lvlJc w:val="left"/>
+      <w:pPr>
+        <w:tabs>
+          <w:tab w:val="num" w:pos="5040"/>
+        </w:tabs>
+        <w:ind w:left="5040" w:hanging="360"/>
+      </w:pPr>
+      <w:rPr>
+        <w:rFonts w:ascii="Wingdings" w:hAnsi="Wingdings" w:hint="default"/>
+        <w:sz w:val="20"/>
+      </w:rPr>
+    </w:lvl>
+    <w:lvl w:ilvl="7" w:tentative="1">
+      <w:start w:val="1"/>
+      <w:numFmt w:val="bullet"/>
+      <w:lvlText w:val=""/>
+      <w:lvlJc w:val="left"/>
+      <w:pPr>
+        <w:tabs>
+          <w:tab w:val="num" w:pos="5760"/>
+        </w:tabs>
+        <w:ind w:left="5760" w:hanging="360"/>
+      </w:pPr>
+      <w:rPr>
+        <w:rFonts w:ascii="Wingdings" w:hAnsi="Wingdings" w:hint="default"/>
+        <w:sz w:val="20"/>
+      </w:rPr>
+    </w:lvl>
+    <w:lvl w:ilvl="8" w:tentative="1">
+      <w:start w:val="1"/>
+      <w:numFmt w:val="bullet"/>
+      <w:lvlText w:val=""/>
+      <w:lvlJc w:val="left"/>
+      <w:pPr>
+        <w:tabs>
+          <w:tab w:val="num" w:pos="6480"/>
+        </w:tabs>
+        <w:ind w:left="6480" w:hanging="360"/>
+      </w:pPr>
+      <w:rPr>
+        <w:rFonts w:ascii="Wingdings" w:hAnsi="Wingdings" w:hint="default"/>
+        <w:sz w:val="20"/>
+      </w:rPr>
+    </w:lvl>
+  </w:abstractNum>
+  <w:abstractNum w:abstractNumId="3" w15:restartNumberingAfterBreak="0">
     <w:nsid w:val="2B870C9E"/>
     <w:multiLevelType w:val="multilevel"/>
     <w:tmpl w:val="6A50184E"/>
@@ -1423,7 +1513,7 @@
       </w:pPr>
     </w:lvl>
   </w:abstractNum>
-  <w:abstractNum w:abstractNumId="3" w15:restartNumberingAfterBreak="0">
+  <w:abstractNum w:abstractNumId="4" w15:restartNumberingAfterBreak="0">
     <w:nsid w:val="2C7136AA"/>
     <w:multiLevelType w:val="hybridMultilevel"/>
     <w:tmpl w:val="7610CB14"/>
@@ -1512,7 +1602,7 @@
       </w:pPr>
     </w:lvl>
   </w:abstractNum>
-  <w:abstractNum w:abstractNumId="4" w15:restartNumberingAfterBreak="0">
+  <w:abstractNum w:abstractNumId="5" w15:restartNumberingAfterBreak="0">
     <w:nsid w:val="360B0FF8"/>
     <w:multiLevelType w:val="hybridMultilevel"/>
     <w:tmpl w:val="BCACC8FC"/>
@@ -1601,7 +1691,7 @@
       </w:pPr>
     </w:lvl>
   </w:abstractNum>
-  <w:abstractNum w:abstractNumId="5" w15:restartNumberingAfterBreak="0">
+  <w:abstractNum w:abstractNumId="6" w15:restartNumberingAfterBreak="0">
     <w:nsid w:val="41673F99"/>
     <w:multiLevelType w:val="multilevel"/>
     <w:tmpl w:val="0C7E95D0"/>
@@ -1718,7 +1808,7 @@
       </w:pPr>
     </w:lvl>
   </w:abstractNum>
-  <w:abstractNum w:abstractNumId="6" w15:restartNumberingAfterBreak="0">
+  <w:abstractNum w:abstractNumId="7" w15:restartNumberingAfterBreak="0">
     <w:nsid w:val="48CB56FA"/>
     <w:multiLevelType w:val="hybridMultilevel"/>
     <w:tmpl w:val="7F08F2FA"/>
@@ -1807,11 +1897,160 @@
       </w:pPr>
     </w:lvl>
   </w:abstractNum>
+  <w:abstractNum w:abstractNumId="8" w15:restartNumberingAfterBreak="0">
+    <w:nsid w:val="5988750C"/>
+    <w:multiLevelType w:val="multilevel"/>
+    <w:tmpl w:val="48206DAC"/>
+    <w:lvl w:ilvl="0">
+      <w:start w:val="1"/>
+      <w:numFmt w:val="bullet"/>
+      <w:lvlText w:val=""/>
+      <w:lvlJc w:val="left"/>
+      <w:pPr>
+        <w:tabs>
+          <w:tab w:val="num" w:pos="720"/>
+        </w:tabs>
+        <w:ind w:left="720" w:hanging="360"/>
+      </w:pPr>
+      <w:rPr>
+        <w:rFonts w:ascii="Symbol" w:hAnsi="Symbol" w:hint="default"/>
+        <w:sz w:val="20"/>
+      </w:rPr>
+    </w:lvl>
+    <w:lvl w:ilvl="1" w:tentative="1">
+      <w:start w:val="1"/>
+      <w:numFmt w:val="bullet"/>
+      <w:lvlText w:val="o"/>
+      <w:lvlJc w:val="left"/>
+      <w:pPr>
+        <w:tabs>
+          <w:tab w:val="num" w:pos="1440"/>
+        </w:tabs>
+        <w:ind w:left="1440" w:hanging="360"/>
+      </w:pPr>
+      <w:rPr>
+        <w:rFonts w:ascii="Courier New" w:hAnsi="Courier New" w:hint="default"/>
+        <w:sz w:val="20"/>
+      </w:rPr>
+    </w:lvl>
+    <w:lvl w:ilvl="2" w:tentative="1">
+      <w:start w:val="1"/>
+      <w:numFmt w:val="bullet"/>
+      <w:lvlText w:val=""/>
+      <w:lvlJc w:val="left"/>
+      <w:pPr>
+        <w:tabs>
+          <w:tab w:val="num" w:pos="2160"/>
+        </w:tabs>
+        <w:ind w:left="2160" w:hanging="360"/>
+      </w:pPr>
+      <w:rPr>
+        <w:rFonts w:ascii="Wingdings" w:hAnsi="Wingdings" w:hint="default"/>
+        <w:sz w:val="20"/>
+      </w:rPr>
+    </w:lvl>
+    <w:lvl w:ilvl="3" w:tentative="1">
+      <w:start w:val="1"/>
+      <w:numFmt w:val="bullet"/>
+      <w:lvlText w:val=""/>
+      <w:lvlJc w:val="left"/>
+      <w:pPr>
+        <w:tabs>
+          <w:tab w:val="num" w:pos="2880"/>
+        </w:tabs>
+        <w:ind w:left="2880" w:hanging="360"/>
+      </w:pPr>
+      <w:rPr>
+        <w:rFonts w:ascii="Wingdings" w:hAnsi="Wingdings" w:hint="default"/>
+        <w:sz w:val="20"/>
+      </w:rPr>
+    </w:lvl>
+    <w:lvl w:ilvl="4" w:tentative="1">
+      <w:start w:val="1"/>
+      <w:numFmt w:val="bullet"/>
+      <w:lvlText w:val=""/>
+      <w:lvlJc w:val="left"/>
+      <w:pPr>
+        <w:tabs>
+          <w:tab w:val="num" w:pos="3600"/>
+        </w:tabs>
+        <w:ind w:left="3600" w:hanging="360"/>
+      </w:pPr>
+      <w:rPr>
+        <w:rFonts w:ascii="Wingdings" w:hAnsi="Wingdings" w:hint="default"/>
+        <w:sz w:val="20"/>
+      </w:rPr>
+    </w:lvl>
+    <w:lvl w:ilvl="5" w:tentative="1">
+      <w:start w:val="1"/>
+      <w:numFmt w:val="bullet"/>
+      <w:lvlText w:val=""/>
+      <w:lvlJc w:val="left"/>
+      <w:pPr>
+        <w:tabs>
+          <w:tab w:val="num" w:pos="4320"/>
+        </w:tabs>
+        <w:ind w:left="4320" w:hanging="360"/>
+      </w:pPr>
+      <w:rPr>
+        <w:rFonts w:ascii="Wingdings" w:hAnsi="Wingdings" w:hint="default"/>
+        <w:sz w:val="20"/>
+      </w:rPr>
+    </w:lvl>
+    <w:lvl w:ilvl="6" w:tentative="1">
+      <w:start w:val="1"/>
+      <w:numFmt w:val="bullet"/>
+      <w:lvlText w:val=""/>
+      <w:lvlJc w:val="left"/>
+      <w:pPr>
+        <w:tabs>
+          <w:tab w:val="num" w:pos="5040"/>
+        </w:tabs>
+        <w:ind w:left="5040" w:hanging="360"/>
+      </w:pPr>
+      <w:rPr>
+        <w:rFonts w:ascii="Wingdings" w:hAnsi="Wingdings" w:hint="default"/>
+        <w:sz w:val="20"/>
+      </w:rPr>
+    </w:lvl>
+    <w:lvl w:ilvl="7" w:tentative="1">
+      <w:start w:val="1"/>
+      <w:numFmt w:val="bullet"/>
+      <w:lvlText w:val=""/>
+      <w:lvlJc w:val="left"/>
+      <w:pPr>
+        <w:tabs>
+          <w:tab w:val="num" w:pos="5760"/>
+        </w:tabs>
+        <w:ind w:left="5760" w:hanging="360"/>
+      </w:pPr>
+      <w:rPr>
+        <w:rFonts w:ascii="Wingdings" w:hAnsi="Wingdings" w:hint="default"/>
+        <w:sz w:val="20"/>
+      </w:rPr>
+    </w:lvl>
+    <w:lvl w:ilvl="8" w:tentative="1">
+      <w:start w:val="1"/>
+      <w:numFmt w:val="bullet"/>
+      <w:lvlText w:val=""/>
+      <w:lvlJc w:val="left"/>
+      <w:pPr>
+        <w:tabs>
+          <w:tab w:val="num" w:pos="6480"/>
+        </w:tabs>
+        <w:ind w:left="6480" w:hanging="360"/>
+      </w:pPr>
+      <w:rPr>
+        <w:rFonts w:ascii="Wingdings" w:hAnsi="Wingdings" w:hint="default"/>
+        <w:sz w:val="20"/>
+      </w:rPr>
+    </w:lvl>
+  </w:abstractNum>
   <w:num w:numId="1" w16cid:durableId="1844277440">
-    <w:abstractNumId w:val="2"/>
+    <w:abstractNumId w:val="3"/>
   </w:num>
   <w:num w:numId="2" w16cid:durableId="1590499512">
-    <w:abstractNumId w:val="5"/>
+    <w:abstractNumId w:val="6"/>
   </w:num>
   <w:num w:numId="3" w16cid:durableId="739867001">
     <w:abstractNumId w:val="1"/>
@@ -1820,13 +2059,19 @@
     <w:abstractNumId w:val="0"/>
   </w:num>
   <w:num w:numId="5" w16cid:durableId="423495087">
-    <w:abstractNumId w:val="6"/>
+    <w:abstractNumId w:val="7"/>
   </w:num>
   <w:num w:numId="6" w16cid:durableId="448085761">
-    <w:abstractNumId w:val="3"/>
+    <w:abstractNumId w:val="4"/>
   </w:num>
   <w:num w:numId="7" w16cid:durableId="706563369">
-    <w:abstractNumId w:val="4"/>
+    <w:abstractNumId w:val="5"/>
+  </w:num>
+  <w:num w:numId="8" w16cid:durableId="1599370768">
+    <w:abstractNumId w:val="8"/>
+  </w:num>
+  <w:num w:numId="9" w16cid:durableId="1301183499">
+    <w:abstractNumId w:val="2"/>
   </w:num>
 </w:numbering>
 </file>
